--- a/작업일지/졸업작품 작업일지 - 20+6주차.docx
+++ b/작업일지/졸업작품 작업일지 - 20+6주차.docx
@@ -91,8 +91,18 @@
                 <w:b/>
                 <w:sz w:val="18"/>
               </w:rPr>
-              <w:t>2020180033 장명운</w:t>
-            </w:r>
+              <w:t xml:space="preserve">2020180033 </w:t>
+            </w:r>
+            <w:proofErr w:type="spellStart"/>
+            <w:r>
+              <w:rPr>
+                <w:rFonts w:hint="eastAsia"/>
+                <w:b/>
+                <w:sz w:val="18"/>
+              </w:rPr>
+              <w:t>장명운</w:t>
+            </w:r>
+            <w:proofErr w:type="spellEnd"/>
           </w:p>
           <w:p>
             <w:pPr>
@@ -179,6 +189,7 @@
                 <w:sz w:val="22"/>
               </w:rPr>
             </w:pPr>
+            <w:proofErr w:type="spellStart"/>
             <w:r>
               <w:rPr>
                 <w:rFonts w:hint="eastAsia"/>
@@ -187,6 +198,7 @@
               </w:rPr>
               <w:t>팀명</w:t>
             </w:r>
+            <w:proofErr w:type="spellEnd"/>
           </w:p>
         </w:tc>
         <w:tc>
@@ -452,25 +464,49 @@
             <w:pPr>
               <w:jc w:val="left"/>
               <w:rPr>
-                <w:rFonts w:hint="eastAsia"/>
                 <w:b/>
                 <w:bCs/>
                 <w:szCs w:val="20"/>
               </w:rPr>
             </w:pPr>
-            <w:r>
-              <w:rPr>
-                <w:rFonts w:hint="eastAsia"/>
-                <w:b/>
-              </w:rPr>
-              <w:t xml:space="preserve">장명운: </w:t>
-            </w:r>
-            <w:r>
-              <w:rPr>
-                <w:rFonts w:hint="eastAsia"/>
-                <w:b/>
-              </w:rPr>
-              <w:t>유니티 모델 추출 시 정점 스키닝 정보와 스켈레톤 정보도 추출하도록 구현,</w:t>
+            <w:proofErr w:type="spellStart"/>
+            <w:r>
+              <w:rPr>
+                <w:rFonts w:hint="eastAsia"/>
+                <w:b/>
+              </w:rPr>
+              <w:t>장명운</w:t>
+            </w:r>
+            <w:proofErr w:type="spellEnd"/>
+            <w:r>
+              <w:rPr>
+                <w:rFonts w:hint="eastAsia"/>
+                <w:b/>
+              </w:rPr>
+              <w:t xml:space="preserve">: </w:t>
+            </w:r>
+            <w:r>
+              <w:rPr>
+                <w:rFonts w:hint="eastAsia"/>
+                <w:b/>
+              </w:rPr>
+              <w:t xml:space="preserve">유니티 모델 추출 시 정점 </w:t>
+            </w:r>
+            <w:proofErr w:type="spellStart"/>
+            <w:r>
+              <w:rPr>
+                <w:rFonts w:hint="eastAsia"/>
+                <w:b/>
+              </w:rPr>
+              <w:t>스키닝</w:t>
+            </w:r>
+            <w:proofErr w:type="spellEnd"/>
+            <w:r>
+              <w:rPr>
+                <w:rFonts w:hint="eastAsia"/>
+                <w:b/>
+              </w:rPr>
+              <w:t xml:space="preserve"> 정보와 스켈레톤 정보도 추출하도록 구현,</w:t>
             </w:r>
             <w:r>
               <w:rPr>
@@ -502,8 +538,9 @@
                 <w:bCs/>
                 <w:szCs w:val="20"/>
               </w:rPr>
-              <w:t>애니메이션 셰이더</w:t>
-            </w:r>
+              <w:t xml:space="preserve">애니메이션 </w:t>
+            </w:r>
+            <w:proofErr w:type="spellStart"/>
             <w:r>
               <w:rPr>
                 <w:rFonts w:hint="eastAsia"/>
@@ -511,8 +548,9 @@
                 <w:bCs/>
                 <w:szCs w:val="20"/>
               </w:rPr>
-              <w:t xml:space="preserve"> 및 파이프라인</w:t>
-            </w:r>
+              <w:t>셰이더</w:t>
+            </w:r>
+            <w:proofErr w:type="spellEnd"/>
             <w:r>
               <w:rPr>
                 <w:rFonts w:hint="eastAsia"/>
@@ -520,7 +558,36 @@
                 <w:bCs/>
                 <w:szCs w:val="20"/>
               </w:rPr>
-              <w:t xml:space="preserve"> 작성, 플레이어 속도 기반 업데이트, 플레이어 애니메이션 블렌딩 구현</w:t>
+              <w:t xml:space="preserve"> 및 파이프라인</w:t>
+            </w:r>
+            <w:r>
+              <w:rPr>
+                <w:rFonts w:hint="eastAsia"/>
+                <w:b/>
+                <w:bCs/>
+                <w:szCs w:val="20"/>
+              </w:rPr>
+              <w:t xml:space="preserve"> 작성, 플레이어 속도 기반 업데이트, 플레이어 애니메이션 </w:t>
+            </w:r>
+            <w:proofErr w:type="spellStart"/>
+            <w:r>
+              <w:rPr>
+                <w:rFonts w:hint="eastAsia"/>
+                <w:b/>
+                <w:bCs/>
+                <w:szCs w:val="20"/>
+              </w:rPr>
+              <w:t>블렌딩</w:t>
+            </w:r>
+            <w:proofErr w:type="spellEnd"/>
+            <w:r>
+              <w:rPr>
+                <w:rFonts w:hint="eastAsia"/>
+                <w:b/>
+                <w:bCs/>
+                <w:szCs w:val="20"/>
+              </w:rPr>
+              <w:t xml:space="preserve"> 구현</w:t>
             </w:r>
           </w:p>
           <w:p>
@@ -542,6 +609,9 @@
           <w:p>
             <w:pPr>
               <w:jc w:val="left"/>
+              <w:rPr>
+                <w:rFonts w:hint="eastAsia"/>
+              </w:rPr>
             </w:pPr>
             <w:r>
               <w:rPr>
@@ -551,6 +621,35 @@
                 <w:szCs w:val="20"/>
               </w:rPr>
               <w:t>이종진:</w:t>
+            </w:r>
+            <w:r>
+              <w:rPr>
+                <w:rFonts w:hint="eastAsia"/>
+                <w:b/>
+                <w:bCs/>
+                <w:szCs w:val="20"/>
+              </w:rPr>
+              <w:t xml:space="preserve"> Sprite 메타정보 </w:t>
+            </w:r>
+            <w:proofErr w:type="spellStart"/>
+            <w:r>
+              <w:rPr>
+                <w:rFonts w:hint="eastAsia"/>
+                <w:b/>
+                <w:bCs/>
+                <w:szCs w:val="20"/>
+              </w:rPr>
+              <w:t>익스포터</w:t>
+            </w:r>
+            <w:proofErr w:type="spellEnd"/>
+            <w:r>
+              <w:rPr>
+                <w:rFonts w:hint="eastAsia"/>
+                <w:b/>
+                <w:bCs/>
+                <w:szCs w:val="20"/>
+              </w:rPr>
+              <w:t xml:space="preserve"> 구현.</w:t>
             </w:r>
           </w:p>
         </w:tc>
@@ -587,13 +686,23 @@
           <w:szCs w:val="32"/>
         </w:rPr>
       </w:pPr>
+      <w:proofErr w:type="spellStart"/>
       <w:r>
         <w:rPr>
           <w:rFonts w:hint="eastAsia"/>
           <w:sz w:val="28"/>
           <w:szCs w:val="32"/>
         </w:rPr>
-        <w:t>장명운:</w:t>
+        <w:t>장명운</w:t>
+      </w:r>
+      <w:proofErr w:type="spellEnd"/>
+      <w:r>
+        <w:rPr>
+          <w:rFonts w:hint="eastAsia"/>
+          <w:sz w:val="28"/>
+          <w:szCs w:val="32"/>
+        </w:rPr>
+        <w:t>:</w:t>
       </w:r>
     </w:p>
     <w:p>
@@ -616,7 +725,25 @@
           <w:sz w:val="22"/>
           <w:szCs w:val="24"/>
         </w:rPr>
-        <w:t>유니티 모델 추출 시 정점 스키닝 정보와 스켈레톤 정보도 추출하도록 구현</w:t>
+        <w:t xml:space="preserve">유니티 모델 추출 시 정점 </w:t>
+      </w:r>
+      <w:proofErr w:type="spellStart"/>
+      <w:r>
+        <w:rPr>
+          <w:rFonts w:hint="eastAsia"/>
+          <w:sz w:val="22"/>
+          <w:szCs w:val="24"/>
+        </w:rPr>
+        <w:t>스키닝</w:t>
+      </w:r>
+      <w:proofErr w:type="spellEnd"/>
+      <w:r>
+        <w:rPr>
+          <w:rFonts w:hint="eastAsia"/>
+          <w:sz w:val="22"/>
+          <w:szCs w:val="24"/>
+        </w:rPr>
+        <w:t xml:space="preserve"> 정보와 스켈레톤 정보도 추출하도록 구현</w:t>
       </w:r>
     </w:p>
     <w:p>
@@ -639,7 +766,25 @@
           <w:sz w:val="22"/>
           <w:szCs w:val="24"/>
         </w:rPr>
-        <w:t>우리는 독자적으로 본에 dfs 방식으로 인덱스를 부여하는데,</w:t>
+        <w:t xml:space="preserve">우리는 독자적으로 본에 </w:t>
+      </w:r>
+      <w:proofErr w:type="spellStart"/>
+      <w:r>
+        <w:rPr>
+          <w:rFonts w:hint="eastAsia"/>
+          <w:sz w:val="22"/>
+          <w:szCs w:val="24"/>
+        </w:rPr>
+        <w:t>dfs</w:t>
+      </w:r>
+      <w:proofErr w:type="spellEnd"/>
+      <w:r>
+        <w:rPr>
+          <w:rFonts w:hint="eastAsia"/>
+          <w:sz w:val="22"/>
+          <w:szCs w:val="24"/>
+        </w:rPr>
+        <w:t xml:space="preserve"> 방식으로 인덱스를 부여하는데,</w:t>
       </w:r>
       <w:r>
         <w:rPr>
@@ -654,7 +799,25 @@
           <w:sz w:val="22"/>
           <w:szCs w:val="24"/>
         </w:rPr>
-        <w:t>유니티의 SkinnedMeshRenderer에서 얻어올 수 있는 bones와 순서가 맞지 않을 수 있다.</w:t>
+        <w:t xml:space="preserve">유니티의 </w:t>
+      </w:r>
+      <w:proofErr w:type="spellStart"/>
+      <w:r>
+        <w:rPr>
+          <w:rFonts w:hint="eastAsia"/>
+          <w:sz w:val="22"/>
+          <w:szCs w:val="24"/>
+        </w:rPr>
+        <w:t>SkinnedMeshRenderer</w:t>
+      </w:r>
+      <w:proofErr w:type="spellEnd"/>
+      <w:r>
+        <w:rPr>
+          <w:rFonts w:hint="eastAsia"/>
+          <w:sz w:val="22"/>
+          <w:szCs w:val="24"/>
+        </w:rPr>
+        <w:t>에서 얻어올 수 있는 bones와 순서가 맞지 않을 수 있다.</w:t>
       </w:r>
       <w:r>
         <w:rPr>
@@ -669,7 +832,43 @@
           <w:sz w:val="22"/>
           <w:szCs w:val="24"/>
         </w:rPr>
-        <w:t>따라서 본 게임 오브젝트끼리의 이름을 비교해 SkinnedMeshRenderer의 bone index를</w:t>
+        <w:t xml:space="preserve">따라서 본 게임 </w:t>
+      </w:r>
+      <w:proofErr w:type="spellStart"/>
+      <w:r>
+        <w:rPr>
+          <w:rFonts w:hint="eastAsia"/>
+          <w:sz w:val="22"/>
+          <w:szCs w:val="24"/>
+        </w:rPr>
+        <w:t>오브젝트끼리의</w:t>
+      </w:r>
+      <w:proofErr w:type="spellEnd"/>
+      <w:r>
+        <w:rPr>
+          <w:rFonts w:hint="eastAsia"/>
+          <w:sz w:val="22"/>
+          <w:szCs w:val="24"/>
+        </w:rPr>
+        <w:t xml:space="preserve"> 이름을 비교해 </w:t>
+      </w:r>
+      <w:proofErr w:type="spellStart"/>
+      <w:r>
+        <w:rPr>
+          <w:rFonts w:hint="eastAsia"/>
+          <w:sz w:val="22"/>
+          <w:szCs w:val="24"/>
+        </w:rPr>
+        <w:t>SkinnedMeshRenderer</w:t>
+      </w:r>
+      <w:proofErr w:type="spellEnd"/>
+      <w:r>
+        <w:rPr>
+          <w:rFonts w:hint="eastAsia"/>
+          <w:sz w:val="22"/>
+          <w:szCs w:val="24"/>
+        </w:rPr>
+        <w:t>의 bone index를</w:t>
       </w:r>
       <w:r>
         <w:rPr>
@@ -707,7 +906,61 @@
           <w:sz w:val="22"/>
           <w:szCs w:val="24"/>
         </w:rPr>
-        <w:t>정점의 boneIndices 속성을 추출할 때 boneIndices[i]로 원소에 접근하지 않고</w:t>
+        <w:t xml:space="preserve">정점의 </w:t>
+      </w:r>
+      <w:proofErr w:type="spellStart"/>
+      <w:r>
+        <w:rPr>
+          <w:rFonts w:hint="eastAsia"/>
+          <w:sz w:val="22"/>
+          <w:szCs w:val="24"/>
+        </w:rPr>
+        <w:t>boneIndices</w:t>
+      </w:r>
+      <w:proofErr w:type="spellEnd"/>
+      <w:r>
+        <w:rPr>
+          <w:rFonts w:hint="eastAsia"/>
+          <w:sz w:val="22"/>
+          <w:szCs w:val="24"/>
+        </w:rPr>
+        <w:t xml:space="preserve"> 속성을 추출할 때 </w:t>
+      </w:r>
+      <w:proofErr w:type="spellStart"/>
+      <w:r>
+        <w:rPr>
+          <w:rFonts w:hint="eastAsia"/>
+          <w:sz w:val="22"/>
+          <w:szCs w:val="24"/>
+        </w:rPr>
+        <w:t>boneIndices</w:t>
+      </w:r>
+      <w:proofErr w:type="spellEnd"/>
+      <w:r>
+        <w:rPr>
+          <w:rFonts w:hint="eastAsia"/>
+          <w:sz w:val="22"/>
+          <w:szCs w:val="24"/>
+        </w:rPr>
+        <w:t>[</w:t>
+      </w:r>
+      <w:proofErr w:type="spellStart"/>
+      <w:r>
+        <w:rPr>
+          <w:rFonts w:hint="eastAsia"/>
+          <w:sz w:val="22"/>
+          <w:szCs w:val="24"/>
+        </w:rPr>
+        <w:t>i</w:t>
+      </w:r>
+      <w:proofErr w:type="spellEnd"/>
+      <w:r>
+        <w:rPr>
+          <w:rFonts w:hint="eastAsia"/>
+          <w:sz w:val="22"/>
+          <w:szCs w:val="24"/>
+        </w:rPr>
+        <w:t>]로 원소에 접근하지 않고</w:t>
       </w:r>
       <w:r>
         <w:rPr>
@@ -716,6 +969,7 @@
         </w:rPr>
         <w:br/>
       </w:r>
+      <w:proofErr w:type="spellStart"/>
       <w:proofErr w:type="gramStart"/>
       <w:r>
         <w:rPr>
@@ -723,8 +977,27 @@
           <w:sz w:val="22"/>
           <w:szCs w:val="24"/>
         </w:rPr>
-        <w:t>boneIdxMap[ boneIndices</w:t>
-      </w:r>
+        <w:t>boneIdxMap</w:t>
+      </w:r>
+      <w:proofErr w:type="spellEnd"/>
+      <w:r>
+        <w:rPr>
+          <w:rFonts w:hint="eastAsia"/>
+          <w:sz w:val="22"/>
+          <w:szCs w:val="24"/>
+        </w:rPr>
+        <w:t xml:space="preserve">[ </w:t>
+      </w:r>
+      <w:proofErr w:type="spellStart"/>
+      <w:r>
+        <w:rPr>
+          <w:rFonts w:hint="eastAsia"/>
+          <w:sz w:val="22"/>
+          <w:szCs w:val="24"/>
+        </w:rPr>
+        <w:t>boneIndices</w:t>
+      </w:r>
+      <w:proofErr w:type="spellEnd"/>
       <w:proofErr w:type="gramEnd"/>
       <w:r>
         <w:rPr>
@@ -732,7 +1005,25 @@
           <w:sz w:val="22"/>
           <w:szCs w:val="24"/>
         </w:rPr>
-        <w:t>[i] ]와 같이 원소에 접근한다.</w:t>
+        <w:t>[</w:t>
+      </w:r>
+      <w:proofErr w:type="spellStart"/>
+      <w:r>
+        <w:rPr>
+          <w:rFonts w:hint="eastAsia"/>
+          <w:sz w:val="22"/>
+          <w:szCs w:val="24"/>
+        </w:rPr>
+        <w:t>i</w:t>
+      </w:r>
+      <w:proofErr w:type="spellEnd"/>
+      <w:r>
+        <w:rPr>
+          <w:rFonts w:hint="eastAsia"/>
+          <w:sz w:val="22"/>
+          <w:szCs w:val="24"/>
+        </w:rPr>
+        <w:t>] ]와 같이 원소에 접근한다.</w:t>
       </w:r>
     </w:p>
     <w:p>
@@ -770,7 +1061,25 @@
           <w:sz w:val="22"/>
           <w:szCs w:val="24"/>
         </w:rPr>
-        <w:t>본 인덱스를 부여해 추출 및 임포트 시 로직 작성이 편하고</w:t>
+        <w:t xml:space="preserve">본 인덱스를 부여해 추출 및 </w:t>
+      </w:r>
+      <w:proofErr w:type="spellStart"/>
+      <w:r>
+        <w:rPr>
+          <w:rFonts w:hint="eastAsia"/>
+          <w:sz w:val="22"/>
+          <w:szCs w:val="24"/>
+        </w:rPr>
+        <w:t>임포트</w:t>
+      </w:r>
+      <w:proofErr w:type="spellEnd"/>
+      <w:r>
+        <w:rPr>
+          <w:rFonts w:hint="eastAsia"/>
+          <w:sz w:val="22"/>
+          <w:szCs w:val="24"/>
+        </w:rPr>
+        <w:t xml:space="preserve"> 시 로직 작성이 편하고</w:t>
       </w:r>
       <w:r>
         <w:rPr>
@@ -808,7 +1117,25 @@
           <w:sz w:val="22"/>
           <w:szCs w:val="24"/>
         </w:rPr>
-        <w:t>클라이언트의 임포트 코드에도 반영</w:t>
+        <w:t xml:space="preserve">클라이언트의 </w:t>
+      </w:r>
+      <w:proofErr w:type="spellStart"/>
+      <w:r>
+        <w:rPr>
+          <w:rFonts w:hint="eastAsia"/>
+          <w:sz w:val="22"/>
+          <w:szCs w:val="24"/>
+        </w:rPr>
+        <w:t>임포트</w:t>
+      </w:r>
+      <w:proofErr w:type="spellEnd"/>
+      <w:r>
+        <w:rPr>
+          <w:rFonts w:hint="eastAsia"/>
+          <w:sz w:val="22"/>
+          <w:szCs w:val="24"/>
+        </w:rPr>
+        <w:t xml:space="preserve"> 코드에도 반영</w:t>
       </w:r>
     </w:p>
     <w:p>
@@ -919,6 +1246,7 @@
         </w:rPr>
         <w:t>std::</w:t>
       </w:r>
+      <w:proofErr w:type="spellStart"/>
       <w:proofErr w:type="gramEnd"/>
       <w:r>
         <w:rPr>
@@ -935,7 +1263,16 @@
           <w:sz w:val="22"/>
           <w:szCs w:val="24"/>
         </w:rPr>
-        <w:t>ptr&lt; std::</w:t>
+        <w:t>ptr</w:t>
+      </w:r>
+      <w:proofErr w:type="spellEnd"/>
+      <w:r>
+        <w:rPr>
+          <w:rFonts w:hint="eastAsia"/>
+          <w:sz w:val="22"/>
+          <w:szCs w:val="24"/>
+        </w:rPr>
+        <w:t>&lt; std::</w:t>
       </w:r>
       <w:proofErr w:type="gramEnd"/>
       <w:r>
@@ -1082,8 +1419,17 @@
           <w:sz w:val="22"/>
           <w:szCs w:val="24"/>
         </w:rPr>
-        <w:t>Douglas–Peucker</w:t>
-      </w:r>
+        <w:t>Douglas–</w:t>
+      </w:r>
+      <w:proofErr w:type="spellStart"/>
+      <w:r>
+        <w:rPr>
+          <w:sz w:val="22"/>
+          <w:szCs w:val="24"/>
+        </w:rPr>
+        <w:t>Peucker</w:t>
+      </w:r>
+      <w:proofErr w:type="spellEnd"/>
       <w:r>
         <w:rPr>
           <w:rFonts w:hint="eastAsia"/>
@@ -1148,7 +1494,25 @@
           <w:szCs w:val="24"/>
         </w:rPr>
         <w:lastRenderedPageBreak/>
-        <w:t>애니메이션 셰이더 및 파이프라인 작성</w:t>
+        <w:t xml:space="preserve">애니메이션 </w:t>
+      </w:r>
+      <w:proofErr w:type="spellStart"/>
+      <w:r>
+        <w:rPr>
+          <w:rFonts w:hint="eastAsia"/>
+          <w:sz w:val="22"/>
+          <w:szCs w:val="24"/>
+        </w:rPr>
+        <w:t>셰이더</w:t>
+      </w:r>
+      <w:proofErr w:type="spellEnd"/>
+      <w:r>
+        <w:rPr>
+          <w:rFonts w:hint="eastAsia"/>
+          <w:sz w:val="22"/>
+          <w:szCs w:val="24"/>
+        </w:rPr>
+        <w:t xml:space="preserve"> 및 파이프라인 작성</w:t>
       </w:r>
     </w:p>
     <w:p>
@@ -1165,13 +1529,59 @@
           <w:szCs w:val="24"/>
         </w:rPr>
       </w:pPr>
-      <w:r>
-        <w:rPr>
-          <w:rFonts w:hint="eastAsia"/>
-          <w:sz w:val="22"/>
-          <w:szCs w:val="24"/>
-        </w:rPr>
-        <w:t>shadowMapSkinned.hlsl, pbrSkinned.hlsl 셰이더 작성</w:t>
+      <w:proofErr w:type="spellStart"/>
+      <w:r>
+        <w:rPr>
+          <w:rFonts w:hint="eastAsia"/>
+          <w:sz w:val="22"/>
+          <w:szCs w:val="24"/>
+        </w:rPr>
+        <w:t>shadowMapSkinned.hlsl</w:t>
+      </w:r>
+      <w:proofErr w:type="spellEnd"/>
+      <w:r>
+        <w:rPr>
+          <w:rFonts w:hint="eastAsia"/>
+          <w:sz w:val="22"/>
+          <w:szCs w:val="24"/>
+        </w:rPr>
+        <w:t xml:space="preserve">, </w:t>
+      </w:r>
+      <w:proofErr w:type="spellStart"/>
+      <w:r>
+        <w:rPr>
+          <w:rFonts w:hint="eastAsia"/>
+          <w:sz w:val="22"/>
+          <w:szCs w:val="24"/>
+        </w:rPr>
+        <w:t>pbrSkinned.hlsl</w:t>
+      </w:r>
+      <w:proofErr w:type="spellEnd"/>
+      <w:r>
+        <w:rPr>
+          <w:rFonts w:hint="eastAsia"/>
+          <w:sz w:val="22"/>
+          <w:szCs w:val="24"/>
+        </w:rPr>
+        <w:t xml:space="preserve"> </w:t>
+      </w:r>
+      <w:proofErr w:type="spellStart"/>
+      <w:r>
+        <w:rPr>
+          <w:rFonts w:hint="eastAsia"/>
+          <w:sz w:val="22"/>
+          <w:szCs w:val="24"/>
+        </w:rPr>
+        <w:t>셰이더</w:t>
+      </w:r>
+      <w:proofErr w:type="spellEnd"/>
+      <w:r>
+        <w:rPr>
+          <w:rFonts w:hint="eastAsia"/>
+          <w:sz w:val="22"/>
+          <w:szCs w:val="24"/>
+        </w:rPr>
+        <w:t xml:space="preserve"> 작성</w:t>
       </w:r>
     </w:p>
     <w:p>
@@ -1188,13 +1598,23 @@
           <w:szCs w:val="24"/>
         </w:rPr>
       </w:pPr>
-      <w:r>
-        <w:rPr>
-          <w:rFonts w:hint="eastAsia"/>
-          <w:sz w:val="22"/>
-          <w:szCs w:val="24"/>
-        </w:rPr>
-        <w:t>DrawEvent에 객체의 본 변환의 배열에 대한 뷰를 담도록 하고(</w:t>
+      <w:proofErr w:type="spellStart"/>
+      <w:r>
+        <w:rPr>
+          <w:rFonts w:hint="eastAsia"/>
+          <w:sz w:val="22"/>
+          <w:szCs w:val="24"/>
+        </w:rPr>
+        <w:t>DrawEvent</w:t>
+      </w:r>
+      <w:proofErr w:type="spellEnd"/>
+      <w:r>
+        <w:rPr>
+          <w:rFonts w:hint="eastAsia"/>
+          <w:sz w:val="22"/>
+          <w:szCs w:val="24"/>
+        </w:rPr>
+        <w:t>에 객체의 본 변환의 배열에 대한 뷰를 담도록 하고(</w:t>
       </w:r>
       <w:proofErr w:type="gramStart"/>
       <w:r>
@@ -1227,7 +1647,25 @@
           <w:sz w:val="22"/>
           <w:szCs w:val="24"/>
         </w:rPr>
-        <w:t>모든 본 변환을 하나의 StructruedBuffer에 담아 업로드</w:t>
+        <w:t xml:space="preserve">모든 본 변환을 하나의 </w:t>
+      </w:r>
+      <w:proofErr w:type="spellStart"/>
+      <w:r>
+        <w:rPr>
+          <w:rFonts w:hint="eastAsia"/>
+          <w:sz w:val="22"/>
+          <w:szCs w:val="24"/>
+        </w:rPr>
+        <w:t>StructruedBuffer</w:t>
+      </w:r>
+      <w:proofErr w:type="spellEnd"/>
+      <w:r>
+        <w:rPr>
+          <w:rFonts w:hint="eastAsia"/>
+          <w:sz w:val="22"/>
+          <w:szCs w:val="24"/>
+        </w:rPr>
+        <w:t>에 담아 업로드</w:t>
       </w:r>
     </w:p>
     <w:p>
@@ -1250,7 +1688,61 @@
           <w:sz w:val="22"/>
           <w:szCs w:val="24"/>
         </w:rPr>
-        <w:t>해당 StructuredBuffer는 셰이더들이 gBoneData와 연결됨</w:t>
+        <w:t xml:space="preserve">해당 </w:t>
+      </w:r>
+      <w:proofErr w:type="spellStart"/>
+      <w:r>
+        <w:rPr>
+          <w:rFonts w:hint="eastAsia"/>
+          <w:sz w:val="22"/>
+          <w:szCs w:val="24"/>
+        </w:rPr>
+        <w:t>StructuredBuffer</w:t>
+      </w:r>
+      <w:proofErr w:type="spellEnd"/>
+      <w:r>
+        <w:rPr>
+          <w:rFonts w:hint="eastAsia"/>
+          <w:sz w:val="22"/>
+          <w:szCs w:val="24"/>
+        </w:rPr>
+        <w:t xml:space="preserve">는 </w:t>
+      </w:r>
+      <w:proofErr w:type="spellStart"/>
+      <w:r>
+        <w:rPr>
+          <w:rFonts w:hint="eastAsia"/>
+          <w:sz w:val="22"/>
+          <w:szCs w:val="24"/>
+        </w:rPr>
+        <w:t>셰이더들이</w:t>
+      </w:r>
+      <w:proofErr w:type="spellEnd"/>
+      <w:r>
+        <w:rPr>
+          <w:rFonts w:hint="eastAsia"/>
+          <w:sz w:val="22"/>
+          <w:szCs w:val="24"/>
+        </w:rPr>
+        <w:t xml:space="preserve"> </w:t>
+      </w:r>
+      <w:proofErr w:type="spellStart"/>
+      <w:r>
+        <w:rPr>
+          <w:rFonts w:hint="eastAsia"/>
+          <w:sz w:val="22"/>
+          <w:szCs w:val="24"/>
+        </w:rPr>
+        <w:t>gBoneData</w:t>
+      </w:r>
+      <w:proofErr w:type="spellEnd"/>
+      <w:r>
+        <w:rPr>
+          <w:rFonts w:hint="eastAsia"/>
+          <w:sz w:val="22"/>
+          <w:szCs w:val="24"/>
+        </w:rPr>
+        <w:t>와 연결됨</w:t>
       </w:r>
     </w:p>
     <w:p>
@@ -1273,7 +1765,61 @@
           <w:sz w:val="22"/>
           <w:szCs w:val="24"/>
         </w:rPr>
-        <w:t>각 셰이더의 PerInstanceData에 rootBoneOffset 멤버를 추가하여,</w:t>
+        <w:t xml:space="preserve">각 </w:t>
+      </w:r>
+      <w:proofErr w:type="spellStart"/>
+      <w:r>
+        <w:rPr>
+          <w:rFonts w:hint="eastAsia"/>
+          <w:sz w:val="22"/>
+          <w:szCs w:val="24"/>
+        </w:rPr>
+        <w:t>셰이더의</w:t>
+      </w:r>
+      <w:proofErr w:type="spellEnd"/>
+      <w:r>
+        <w:rPr>
+          <w:rFonts w:hint="eastAsia"/>
+          <w:sz w:val="22"/>
+          <w:szCs w:val="24"/>
+        </w:rPr>
+        <w:t xml:space="preserve"> </w:t>
+      </w:r>
+      <w:proofErr w:type="spellStart"/>
+      <w:r>
+        <w:rPr>
+          <w:rFonts w:hint="eastAsia"/>
+          <w:sz w:val="22"/>
+          <w:szCs w:val="24"/>
+        </w:rPr>
+        <w:t>PerInstanceData</w:t>
+      </w:r>
+      <w:proofErr w:type="spellEnd"/>
+      <w:r>
+        <w:rPr>
+          <w:rFonts w:hint="eastAsia"/>
+          <w:sz w:val="22"/>
+          <w:szCs w:val="24"/>
+        </w:rPr>
+        <w:t xml:space="preserve">에 </w:t>
+      </w:r>
+      <w:proofErr w:type="spellStart"/>
+      <w:r>
+        <w:rPr>
+          <w:rFonts w:hint="eastAsia"/>
+          <w:sz w:val="22"/>
+          <w:szCs w:val="24"/>
+        </w:rPr>
+        <w:t>rootBoneOffset</w:t>
+      </w:r>
+      <w:proofErr w:type="spellEnd"/>
+      <w:r>
+        <w:rPr>
+          <w:rFonts w:hint="eastAsia"/>
+          <w:sz w:val="22"/>
+          <w:szCs w:val="24"/>
+        </w:rPr>
+        <w:t xml:space="preserve"> 멤버를 추가하여,</w:t>
       </w:r>
       <w:r>
         <w:rPr>
@@ -1282,13 +1828,23 @@
         </w:rPr>
         <w:br/>
       </w:r>
-      <w:r>
-        <w:rPr>
-          <w:rFonts w:hint="eastAsia"/>
-          <w:sz w:val="22"/>
-          <w:szCs w:val="24"/>
-        </w:rPr>
-        <w:t>gBoneData에서 해당 객체의 루트 본이 어느 인덱스에 있는지 알 수 있도록 구현</w:t>
+      <w:proofErr w:type="spellStart"/>
+      <w:r>
+        <w:rPr>
+          <w:rFonts w:hint="eastAsia"/>
+          <w:sz w:val="22"/>
+          <w:szCs w:val="24"/>
+        </w:rPr>
+        <w:t>gBoneData</w:t>
+      </w:r>
+      <w:proofErr w:type="spellEnd"/>
+      <w:r>
+        <w:rPr>
+          <w:rFonts w:hint="eastAsia"/>
+          <w:sz w:val="22"/>
+          <w:szCs w:val="24"/>
+        </w:rPr>
+        <w:t>에서 해당 객체의 루트 본이 어느 인덱스에 있는지 알 수 있도록 구현</w:t>
       </w:r>
     </w:p>
     <w:p>
@@ -1328,13 +1884,59 @@
           <w:szCs w:val="24"/>
         </w:rPr>
       </w:pPr>
-      <w:r>
-        <w:rPr>
-          <w:rFonts w:hint="eastAsia"/>
-          <w:sz w:val="22"/>
-          <w:szCs w:val="24"/>
-        </w:rPr>
-        <w:t>maxSpeed(m/s), zeroToMax(s), maxToZero(s) 상수를 기반으로 플레이어의 입력으로부터</w:t>
+      <w:proofErr w:type="spellStart"/>
+      <w:r>
+        <w:rPr>
+          <w:rFonts w:hint="eastAsia"/>
+          <w:sz w:val="22"/>
+          <w:szCs w:val="24"/>
+        </w:rPr>
+        <w:t>maxSpeed</w:t>
+      </w:r>
+      <w:proofErr w:type="spellEnd"/>
+      <w:r>
+        <w:rPr>
+          <w:rFonts w:hint="eastAsia"/>
+          <w:sz w:val="22"/>
+          <w:szCs w:val="24"/>
+        </w:rPr>
+        <w:t xml:space="preserve">(m/s), </w:t>
+      </w:r>
+      <w:proofErr w:type="spellStart"/>
+      <w:r>
+        <w:rPr>
+          <w:rFonts w:hint="eastAsia"/>
+          <w:sz w:val="22"/>
+          <w:szCs w:val="24"/>
+        </w:rPr>
+        <w:t>zeroToMax</w:t>
+      </w:r>
+      <w:proofErr w:type="spellEnd"/>
+      <w:r>
+        <w:rPr>
+          <w:rFonts w:hint="eastAsia"/>
+          <w:sz w:val="22"/>
+          <w:szCs w:val="24"/>
+        </w:rPr>
+        <w:t xml:space="preserve">(s), </w:t>
+      </w:r>
+      <w:proofErr w:type="spellStart"/>
+      <w:r>
+        <w:rPr>
+          <w:rFonts w:hint="eastAsia"/>
+          <w:sz w:val="22"/>
+          <w:szCs w:val="24"/>
+        </w:rPr>
+        <w:t>maxToZero</w:t>
+      </w:r>
+      <w:proofErr w:type="spellEnd"/>
+      <w:r>
+        <w:rPr>
+          <w:rFonts w:hint="eastAsia"/>
+          <w:sz w:val="22"/>
+          <w:szCs w:val="24"/>
+        </w:rPr>
+        <w:t>(s) 상수를 기반으로 플레이어의 입력으로부터</w:t>
       </w:r>
       <w:r>
         <w:rPr>
@@ -1351,6 +1953,7 @@
         </w:rPr>
         <w:t xml:space="preserve">플레이어 객체의 속도를 업데이트하고, 이것을 </w:t>
       </w:r>
+      <w:proofErr w:type="spellStart"/>
       <w:proofErr w:type="gramStart"/>
       <w:r>
         <w:rPr>
@@ -1358,7 +1961,16 @@
           <w:sz w:val="22"/>
           <w:szCs w:val="24"/>
         </w:rPr>
-        <w:t>PhysicSystem::</w:t>
+        <w:t>PhysicSystem</w:t>
+      </w:r>
+      <w:proofErr w:type="spellEnd"/>
+      <w:r>
+        <w:rPr>
+          <w:rFonts w:hint="eastAsia"/>
+          <w:sz w:val="22"/>
+          <w:szCs w:val="24"/>
+        </w:rPr>
+        <w:t>::</w:t>
       </w:r>
       <w:proofErr w:type="gramEnd"/>
       <w:r>
@@ -1420,7 +2032,25 @@
           <w:sz w:val="22"/>
           <w:szCs w:val="24"/>
         </w:rPr>
-        <w:t>변화시킨다. 다만, 플레이어의 속력을 maxSpeed를 넘지 못하도록 한다.</w:t>
+        <w:t xml:space="preserve">변화시킨다. 다만, 플레이어의 속력을 </w:t>
+      </w:r>
+      <w:proofErr w:type="spellStart"/>
+      <w:r>
+        <w:rPr>
+          <w:rFonts w:hint="eastAsia"/>
+          <w:sz w:val="22"/>
+          <w:szCs w:val="24"/>
+        </w:rPr>
+        <w:t>maxSpeed</w:t>
+      </w:r>
+      <w:proofErr w:type="spellEnd"/>
+      <w:r>
+        <w:rPr>
+          <w:rFonts w:hint="eastAsia"/>
+          <w:sz w:val="22"/>
+          <w:szCs w:val="24"/>
+        </w:rPr>
+        <w:t>를 넘지 못하도록 한다.</w:t>
       </w:r>
     </w:p>
     <w:p>
@@ -1458,7 +2088,25 @@
           <w:sz w:val="22"/>
           <w:szCs w:val="24"/>
         </w:rPr>
-        <w:t>플레이어의 속력이 moveThreshold보다 작다면, 플레이어의 속력을 0으로 만든다.</w:t>
+        <w:t xml:space="preserve">플레이어의 속력이 </w:t>
+      </w:r>
+      <w:proofErr w:type="spellStart"/>
+      <w:r>
+        <w:rPr>
+          <w:rFonts w:hint="eastAsia"/>
+          <w:sz w:val="22"/>
+          <w:szCs w:val="24"/>
+        </w:rPr>
+        <w:t>moveThreshold</w:t>
+      </w:r>
+      <w:proofErr w:type="spellEnd"/>
+      <w:r>
+        <w:rPr>
+          <w:rFonts w:hint="eastAsia"/>
+          <w:sz w:val="22"/>
+          <w:szCs w:val="24"/>
+        </w:rPr>
+        <w:t>보다 작다면, 플레이어의 속력을 0으로 만든다.</w:t>
       </w:r>
     </w:p>
     <w:p>
@@ -1481,7 +2129,25 @@
           <w:sz w:val="22"/>
           <w:szCs w:val="24"/>
         </w:rPr>
-        <w:t>플레이어 애니메이션 블렌딩 구현</w:t>
+        <w:t xml:space="preserve">플레이어 애니메이션 </w:t>
+      </w:r>
+      <w:proofErr w:type="spellStart"/>
+      <w:r>
+        <w:rPr>
+          <w:rFonts w:hint="eastAsia"/>
+          <w:sz w:val="22"/>
+          <w:szCs w:val="24"/>
+        </w:rPr>
+        <w:t>블렌딩</w:t>
+      </w:r>
+      <w:proofErr w:type="spellEnd"/>
+      <w:r>
+        <w:rPr>
+          <w:rFonts w:hint="eastAsia"/>
+          <w:sz w:val="22"/>
+          <w:szCs w:val="24"/>
+        </w:rPr>
+        <w:t xml:space="preserve"> 구현</w:t>
       </w:r>
     </w:p>
     <w:p>
@@ -1542,7 +2208,79 @@
           <w:sz w:val="22"/>
           <w:szCs w:val="24"/>
         </w:rPr>
-        <w:t>내적을 통해 Run_Left, Run_Right, Run_Forward, Run_Backward의 가중치를 정하고,</w:t>
+        <w:t xml:space="preserve">내적을 통해 </w:t>
+      </w:r>
+      <w:proofErr w:type="spellStart"/>
+      <w:r>
+        <w:rPr>
+          <w:rFonts w:hint="eastAsia"/>
+          <w:sz w:val="22"/>
+          <w:szCs w:val="24"/>
+        </w:rPr>
+        <w:t>Run_Left</w:t>
+      </w:r>
+      <w:proofErr w:type="spellEnd"/>
+      <w:r>
+        <w:rPr>
+          <w:rFonts w:hint="eastAsia"/>
+          <w:sz w:val="22"/>
+          <w:szCs w:val="24"/>
+        </w:rPr>
+        <w:t xml:space="preserve">, </w:t>
+      </w:r>
+      <w:proofErr w:type="spellStart"/>
+      <w:r>
+        <w:rPr>
+          <w:rFonts w:hint="eastAsia"/>
+          <w:sz w:val="22"/>
+          <w:szCs w:val="24"/>
+        </w:rPr>
+        <w:t>Run_Right</w:t>
+      </w:r>
+      <w:proofErr w:type="spellEnd"/>
+      <w:r>
+        <w:rPr>
+          <w:rFonts w:hint="eastAsia"/>
+          <w:sz w:val="22"/>
+          <w:szCs w:val="24"/>
+        </w:rPr>
+        <w:t xml:space="preserve">, </w:t>
+      </w:r>
+      <w:proofErr w:type="spellStart"/>
+      <w:r>
+        <w:rPr>
+          <w:rFonts w:hint="eastAsia"/>
+          <w:sz w:val="22"/>
+          <w:szCs w:val="24"/>
+        </w:rPr>
+        <w:t>Run_Forward</w:t>
+      </w:r>
+      <w:proofErr w:type="spellEnd"/>
+      <w:r>
+        <w:rPr>
+          <w:rFonts w:hint="eastAsia"/>
+          <w:sz w:val="22"/>
+          <w:szCs w:val="24"/>
+        </w:rPr>
+        <w:t xml:space="preserve">, </w:t>
+      </w:r>
+      <w:proofErr w:type="spellStart"/>
+      <w:r>
+        <w:rPr>
+          <w:rFonts w:hint="eastAsia"/>
+          <w:sz w:val="22"/>
+          <w:szCs w:val="24"/>
+        </w:rPr>
+        <w:t>Run_Backward</w:t>
+      </w:r>
+      <w:proofErr w:type="spellEnd"/>
+      <w:r>
+        <w:rPr>
+          <w:rFonts w:hint="eastAsia"/>
+          <w:sz w:val="22"/>
+          <w:szCs w:val="24"/>
+        </w:rPr>
+        <w:t>의 가중치를 정하고,</w:t>
       </w:r>
       <w:r>
         <w:rPr>
@@ -1595,7 +2333,43 @@
           <w:sz w:val="22"/>
           <w:szCs w:val="24"/>
         </w:rPr>
-        <w:t>두 개를 넘는 애니메이션 프레임 보간을 위해 sumWeightedAnimFrames 함수를 구현</w:t>
+        <w:t xml:space="preserve">두 개를 넘는 애니메이션 프레임 </w:t>
+      </w:r>
+      <w:proofErr w:type="spellStart"/>
+      <w:r>
+        <w:rPr>
+          <w:rFonts w:hint="eastAsia"/>
+          <w:sz w:val="22"/>
+          <w:szCs w:val="24"/>
+        </w:rPr>
+        <w:t>보간을</w:t>
+      </w:r>
+      <w:proofErr w:type="spellEnd"/>
+      <w:r>
+        <w:rPr>
+          <w:rFonts w:hint="eastAsia"/>
+          <w:sz w:val="22"/>
+          <w:szCs w:val="24"/>
+        </w:rPr>
+        <w:t xml:space="preserve"> 위해 </w:t>
+      </w:r>
+      <w:proofErr w:type="spellStart"/>
+      <w:r>
+        <w:rPr>
+          <w:rFonts w:hint="eastAsia"/>
+          <w:sz w:val="22"/>
+          <w:szCs w:val="24"/>
+        </w:rPr>
+        <w:t>sumWeightedAnimFrames</w:t>
+      </w:r>
+      <w:proofErr w:type="spellEnd"/>
+      <w:r>
+        <w:rPr>
+          <w:rFonts w:hint="eastAsia"/>
+          <w:sz w:val="22"/>
+          <w:szCs w:val="24"/>
+        </w:rPr>
+        <w:t xml:space="preserve"> 함수를 구현</w:t>
       </w:r>
     </w:p>
     <w:p>
@@ -1608,18 +2382,81 @@
         <w:spacing w:after="0"/>
         <w:ind w:leftChars="0"/>
         <w:rPr>
-          <w:rFonts w:hint="eastAsia"/>
-          <w:sz w:val="22"/>
-          <w:szCs w:val="24"/>
-        </w:rPr>
-      </w:pPr>
-      <w:r>
-        <w:rPr>
-          <w:rFonts w:hint="eastAsia"/>
-          <w:sz w:val="22"/>
-          <w:szCs w:val="24"/>
-        </w:rPr>
-        <w:t>쿼터니언 보간에 slerp 대신 nlerp를 쓴다.</w:t>
+          <w:sz w:val="22"/>
+          <w:szCs w:val="24"/>
+        </w:rPr>
+      </w:pPr>
+      <w:proofErr w:type="spellStart"/>
+      <w:r>
+        <w:rPr>
+          <w:rFonts w:hint="eastAsia"/>
+          <w:sz w:val="22"/>
+          <w:szCs w:val="24"/>
+        </w:rPr>
+        <w:t>쿼터니언</w:t>
+      </w:r>
+      <w:proofErr w:type="spellEnd"/>
+      <w:r>
+        <w:rPr>
+          <w:rFonts w:hint="eastAsia"/>
+          <w:sz w:val="22"/>
+          <w:szCs w:val="24"/>
+        </w:rPr>
+        <w:t xml:space="preserve"> </w:t>
+      </w:r>
+      <w:proofErr w:type="spellStart"/>
+      <w:r>
+        <w:rPr>
+          <w:rFonts w:hint="eastAsia"/>
+          <w:sz w:val="22"/>
+          <w:szCs w:val="24"/>
+        </w:rPr>
+        <w:t>보간에</w:t>
+      </w:r>
+      <w:proofErr w:type="spellEnd"/>
+      <w:r>
+        <w:rPr>
+          <w:rFonts w:hint="eastAsia"/>
+          <w:sz w:val="22"/>
+          <w:szCs w:val="24"/>
+        </w:rPr>
+        <w:t xml:space="preserve"> </w:t>
+      </w:r>
+      <w:proofErr w:type="spellStart"/>
+      <w:r>
+        <w:rPr>
+          <w:rFonts w:hint="eastAsia"/>
+          <w:sz w:val="22"/>
+          <w:szCs w:val="24"/>
+        </w:rPr>
+        <w:t>slerp</w:t>
+      </w:r>
+      <w:proofErr w:type="spellEnd"/>
+      <w:r>
+        <w:rPr>
+          <w:rFonts w:hint="eastAsia"/>
+          <w:sz w:val="22"/>
+          <w:szCs w:val="24"/>
+        </w:rPr>
+        <w:t xml:space="preserve"> 대신 </w:t>
+      </w:r>
+      <w:proofErr w:type="spellStart"/>
+      <w:r>
+        <w:rPr>
+          <w:rFonts w:hint="eastAsia"/>
+          <w:sz w:val="22"/>
+          <w:szCs w:val="24"/>
+        </w:rPr>
+        <w:t>nlerp</w:t>
+      </w:r>
+      <w:proofErr w:type="spellEnd"/>
+      <w:r>
+        <w:rPr>
+          <w:rFonts w:hint="eastAsia"/>
+          <w:sz w:val="22"/>
+          <w:szCs w:val="24"/>
+        </w:rPr>
+        <w:t>를 쓴다.</w:t>
       </w:r>
     </w:p>
     <w:p>
@@ -1677,7 +2514,25 @@
           <w:sz w:val="22"/>
           <w:szCs w:val="24"/>
         </w:rPr>
-        <w:t>빌보드 구현</w:t>
+        <w:t xml:space="preserve">바이너리 </w:t>
+      </w:r>
+      <w:proofErr w:type="spellStart"/>
+      <w:r>
+        <w:rPr>
+          <w:rFonts w:hint="eastAsia"/>
+          <w:sz w:val="22"/>
+          <w:szCs w:val="24"/>
+        </w:rPr>
+        <w:t>익스포터</w:t>
+      </w:r>
+      <w:proofErr w:type="spellEnd"/>
+      <w:r>
+        <w:rPr>
+          <w:rFonts w:hint="eastAsia"/>
+          <w:sz w:val="22"/>
+          <w:szCs w:val="24"/>
+        </w:rPr>
+        <w:t xml:space="preserve"> 구현</w:t>
       </w:r>
     </w:p>
     <w:p>
@@ -1694,28 +2549,23 @@
           <w:szCs w:val="24"/>
         </w:rPr>
       </w:pPr>
-      <w:r>
-        <w:rPr>
-          <w:rFonts w:hint="eastAsia"/>
-          <w:sz w:val="22"/>
-          <w:szCs w:val="24"/>
-        </w:rPr>
-        <w:t>점 메시에 대해, 기하 셰이더에서 사각형으로 확장하고 항상 카메라를 바라보도록</w:t>
-      </w:r>
-      <w:r>
-        <w:rPr>
-          <w:sz w:val="22"/>
-          <w:szCs w:val="24"/>
-        </w:rPr>
-        <w:br/>
-      </w:r>
-      <w:r>
-        <w:rPr>
-          <w:rFonts w:hint="eastAsia"/>
-          <w:sz w:val="22"/>
-          <w:szCs w:val="24"/>
-        </w:rPr>
-        <w:t>빌보드 구현</w:t>
+      <w:proofErr w:type="spellStart"/>
+      <w:r>
+        <w:rPr>
+          <w:rFonts w:hint="eastAsia"/>
+          <w:sz w:val="22"/>
+          <w:szCs w:val="24"/>
+        </w:rPr>
+        <w:t>스프라이트의</w:t>
+      </w:r>
+      <w:proofErr w:type="spellEnd"/>
+      <w:r>
+        <w:rPr>
+          <w:rFonts w:hint="eastAsia"/>
+          <w:sz w:val="22"/>
+          <w:szCs w:val="24"/>
+        </w:rPr>
+        <w:t xml:space="preserve"> 메타정보를 입력해 바이너리 파일로 추출하는 코드를 작성.</w:t>
       </w:r>
     </w:p>
     <w:p>
@@ -1738,30 +2588,91 @@
           <w:sz w:val="22"/>
           <w:szCs w:val="24"/>
         </w:rPr>
-        <w:t>빌보드 렌더링은 BillboardPipeline에서 이루어진다.</w:t>
-      </w:r>
-    </w:p>
-    <w:p>
-      <w:pPr>
-        <w:pStyle w:val="a4"/>
-        <w:numPr>
-          <w:ilvl w:val="0"/>
-          <w:numId w:val="2"/>
-        </w:numPr>
-        <w:spacing w:after="0"/>
-        <w:ind w:leftChars="0"/>
-        <w:rPr>
-          <w:sz w:val="22"/>
-          <w:szCs w:val="24"/>
-        </w:rPr>
-      </w:pPr>
-      <w:r>
-        <w:rPr>
-          <w:rFonts w:hint="eastAsia"/>
-          <w:sz w:val="22"/>
-          <w:szCs w:val="24"/>
-        </w:rPr>
-        <w:t>스카이박스 구현</w:t>
+        <w:t xml:space="preserve">사용자로부터 애니메이션 이름, </w:t>
+      </w:r>
+      <w:proofErr w:type="spellStart"/>
+      <w:r>
+        <w:rPr>
+          <w:rFonts w:hint="eastAsia"/>
+          <w:sz w:val="22"/>
+          <w:szCs w:val="24"/>
+        </w:rPr>
+        <w:t>스프라이트</w:t>
+      </w:r>
+      <w:proofErr w:type="spellEnd"/>
+      <w:r>
+        <w:rPr>
+          <w:rFonts w:hint="eastAsia"/>
+          <w:sz w:val="22"/>
+          <w:szCs w:val="24"/>
+        </w:rPr>
+        <w:t xml:space="preserve"> 개수, 프레임 재생 시간, </w:t>
+      </w:r>
+      <w:r>
+        <w:rPr>
+          <w:sz w:val="22"/>
+          <w:szCs w:val="24"/>
+        </w:rPr>
+        <w:br/>
+      </w:r>
+      <w:r>
+        <w:rPr>
+          <w:rFonts w:hint="eastAsia"/>
+          <w:sz w:val="22"/>
+          <w:szCs w:val="24"/>
+        </w:rPr>
+        <w:t xml:space="preserve">(선택적으로)각 </w:t>
+      </w:r>
+      <w:proofErr w:type="spellStart"/>
+      <w:r>
+        <w:rPr>
+          <w:rFonts w:hint="eastAsia"/>
+          <w:sz w:val="22"/>
+          <w:szCs w:val="24"/>
+        </w:rPr>
+        <w:t>스프라이트의</w:t>
+      </w:r>
+      <w:proofErr w:type="spellEnd"/>
+      <w:r>
+        <w:rPr>
+          <w:rFonts w:hint="eastAsia"/>
+          <w:sz w:val="22"/>
+          <w:szCs w:val="24"/>
+        </w:rPr>
+        <w:t xml:space="preserve"> 크기, 바이너리 파일 이름을 </w:t>
+      </w:r>
+      <w:proofErr w:type="spellStart"/>
+      <w:r>
+        <w:rPr>
+          <w:rFonts w:hint="eastAsia"/>
+          <w:sz w:val="22"/>
+          <w:szCs w:val="24"/>
+        </w:rPr>
+        <w:t>입력받아서</w:t>
+      </w:r>
+      <w:proofErr w:type="spellEnd"/>
+      <w:r>
+        <w:rPr>
+          <w:rFonts w:hint="eastAsia"/>
+          <w:sz w:val="22"/>
+          <w:szCs w:val="24"/>
+        </w:rPr>
+        <w:t xml:space="preserve"> 결과적으로 </w:t>
+      </w:r>
+      <w:r>
+        <w:rPr>
+          <w:sz w:val="22"/>
+          <w:szCs w:val="24"/>
+        </w:rPr>
+        <w:br/>
+      </w:r>
+      <w:r>
+        <w:rPr>
+          <w:rFonts w:hint="eastAsia"/>
+          <w:sz w:val="22"/>
+          <w:szCs w:val="24"/>
+        </w:rPr>
+        <w:t>바이너리 파일을 생성하는 코드를 작성하였다</w:t>
       </w:r>
     </w:p>
     <w:p>
@@ -1784,7 +2695,91 @@
           <w:sz w:val="22"/>
           <w:szCs w:val="24"/>
         </w:rPr>
-        <w:t>유니티에서 큐브맵으로 사용하는 6개의 텍스처 파일을 한 개의 .dds 파일로</w:t>
+        <w:t xml:space="preserve">이전 </w:t>
+      </w:r>
+      <w:r>
+        <w:rPr>
+          <w:rFonts w:hint="eastAsia"/>
+          <w:sz w:val="22"/>
+          <w:szCs w:val="24"/>
+        </w:rPr>
+        <w:t>Asset 생성부분 코드</w:t>
+      </w:r>
+      <w:r>
+        <w:rPr>
+          <w:rFonts w:hint="eastAsia"/>
+          <w:sz w:val="22"/>
+          <w:szCs w:val="24"/>
+        </w:rPr>
+        <w:t>를</w:t>
+      </w:r>
+      <w:r>
+        <w:rPr>
+          <w:rFonts w:hint="eastAsia"/>
+          <w:sz w:val="22"/>
+          <w:szCs w:val="24"/>
+        </w:rPr>
+        <w:t xml:space="preserve"> </w:t>
+      </w:r>
+      <w:r>
+        <w:rPr>
+          <w:rFonts w:hint="eastAsia"/>
+          <w:sz w:val="22"/>
+          <w:szCs w:val="24"/>
+        </w:rPr>
+        <w:t xml:space="preserve">더 </w:t>
+      </w:r>
+      <w:r>
+        <w:rPr>
+          <w:rFonts w:hint="eastAsia"/>
+          <w:sz w:val="22"/>
+          <w:szCs w:val="24"/>
+        </w:rPr>
+        <w:t xml:space="preserve">간결하게 </w:t>
+      </w:r>
+      <w:proofErr w:type="gramStart"/>
+      <w:r>
+        <w:rPr>
+          <w:rFonts w:hint="eastAsia"/>
+          <w:sz w:val="22"/>
+          <w:szCs w:val="24"/>
+        </w:rPr>
+        <w:t>만들</w:t>
+      </w:r>
+      <w:r>
+        <w:rPr>
+          <w:rFonts w:hint="eastAsia"/>
+          <w:sz w:val="22"/>
+          <w:szCs w:val="24"/>
+        </w:rPr>
+        <w:t>고</w:t>
+      </w:r>
+      <w:proofErr w:type="gramEnd"/>
+      <w:r>
+        <w:rPr>
+          <w:rFonts w:hint="eastAsia"/>
+          <w:sz w:val="22"/>
+          <w:szCs w:val="24"/>
+        </w:rPr>
+        <w:t xml:space="preserve"> </w:t>
+      </w:r>
+      <w:proofErr w:type="spellStart"/>
+      <w:r>
+        <w:rPr>
+          <w:rFonts w:hint="eastAsia"/>
+          <w:sz w:val="22"/>
+          <w:szCs w:val="24"/>
+        </w:rPr>
+        <w:t>스프라이트</w:t>
+      </w:r>
+      <w:proofErr w:type="spellEnd"/>
+      <w:r>
+        <w:rPr>
+          <w:rFonts w:hint="eastAsia"/>
+          <w:sz w:val="22"/>
+          <w:szCs w:val="24"/>
+        </w:rPr>
+        <w:t xml:space="preserve"> 정보들을 </w:t>
       </w:r>
       <w:r>
         <w:rPr>
@@ -1799,30 +2794,7 @@
           <w:sz w:val="22"/>
           <w:szCs w:val="24"/>
         </w:rPr>
-        <w:t>변환해서 사용한다.</w:t>
-      </w:r>
-    </w:p>
-    <w:p>
-      <w:pPr>
-        <w:pStyle w:val="a4"/>
-        <w:numPr>
-          <w:ilvl w:val="2"/>
-          <w:numId w:val="2"/>
-        </w:numPr>
-        <w:spacing w:after="0"/>
-        <w:ind w:leftChars="0"/>
-        <w:rPr>
-          <w:sz w:val="22"/>
-          <w:szCs w:val="24"/>
-        </w:rPr>
-      </w:pPr>
-      <w:r>
-        <w:rPr>
-          <w:rFonts w:hint="eastAsia"/>
-          <w:sz w:val="22"/>
-          <w:szCs w:val="24"/>
-        </w:rPr>
-        <w:t>6:1 매핑 관계를 알려주는 스카이박스 추출 스크립트 작성</w:t>
+        <w:t>간편하게 정리할 수 있게 되었다.</w:t>
       </w:r>
     </w:p>
     <w:p>
@@ -1835,324 +2807,138 @@
         <w:spacing w:after="0"/>
         <w:ind w:leftChars="0"/>
         <w:rPr>
-          <w:sz w:val="22"/>
-          <w:szCs w:val="24"/>
-        </w:rPr>
-      </w:pPr>
-      <w:r>
-        <w:rPr>
-          <w:rFonts w:hint="eastAsia"/>
-          <w:sz w:val="22"/>
-          <w:szCs w:val="24"/>
-        </w:rPr>
-        <w:t>유니티에서 레벨에 어떤 스카이박스를 적용할지 선택하는 스크립트 작성</w:t>
+          <w:rFonts w:hint="eastAsia"/>
+          <w:sz w:val="22"/>
+          <w:szCs w:val="24"/>
+        </w:rPr>
+      </w:pPr>
+      <w:r>
+        <w:rPr>
+          <w:rFonts w:hint="eastAsia"/>
+          <w:sz w:val="22"/>
+          <w:szCs w:val="24"/>
+        </w:rPr>
+        <w:t>출력 예시</w:t>
       </w:r>
     </w:p>
     <w:p>
       <w:pPr>
         <w:pStyle w:val="a4"/>
-        <w:numPr>
-          <w:ilvl w:val="1"/>
-          <w:numId w:val="2"/>
-        </w:numPr>
         <w:spacing w:after="0"/>
-        <w:ind w:leftChars="0"/>
-        <w:rPr>
-          <w:sz w:val="22"/>
-          <w:szCs w:val="24"/>
-        </w:rPr>
-      </w:pPr>
-      <w:r>
-        <w:rPr>
-          <w:rFonts w:hint="eastAsia"/>
-          <w:sz w:val="22"/>
-          <w:szCs w:val="24"/>
-        </w:rPr>
-        <w:t>큐브맵 샘플링을 위한 bindless index 설정과 srv 생성 유틸리티 구현</w:t>
+        <w:ind w:leftChars="0" w:left="1760"/>
+        <w:rPr>
+          <w:sz w:val="22"/>
+          <w:szCs w:val="24"/>
+        </w:rPr>
+      </w:pPr>
+      <w:r>
+        <w:rPr>
+          <w:noProof/>
+          <w:sz w:val="22"/>
+          <w:szCs w:val="24"/>
+        </w:rPr>
+        <w:drawing>
+          <wp:inline distT="0" distB="0" distL="0" distR="0" wp14:anchorId="0584AA11" wp14:editId="09F2B5DE">
+            <wp:extent cx="4955945" cy="1440000"/>
+            <wp:effectExtent l="0" t="0" r="0" b="8255"/>
+            <wp:docPr id="634565865" name="그림 1" descr="텍스트, 스크린샷, 멀티미디어 소프트웨어, 소프트웨어이(가) 표시된 사진&#10;&#10;AI 생성 콘텐츠는 정확하지 않을 수 있습니다."/>
+            <wp:cNvGraphicFramePr>
+              <a:graphicFrameLocks xmlns:a="http://schemas.openxmlformats.org/drawingml/2006/main" noChangeAspect="1"/>
+            </wp:cNvGraphicFramePr>
+            <a:graphic xmlns:a="http://schemas.openxmlformats.org/drawingml/2006/main">
+              <a:graphicData uri="http://schemas.openxmlformats.org/drawingml/2006/picture">
+                <pic:pic xmlns:pic="http://schemas.openxmlformats.org/drawingml/2006/picture">
+                  <pic:nvPicPr>
+                    <pic:cNvPr id="634565865" name="그림 1" descr="텍스트, 스크린샷, 멀티미디어 소프트웨어, 소프트웨어이(가) 표시된 사진&#10;&#10;AI 생성 콘텐츠는 정확하지 않을 수 있습니다."/>
+                    <pic:cNvPicPr/>
+                  </pic:nvPicPr>
+                  <pic:blipFill>
+                    <a:blip r:embed="rId5">
+                      <a:extLst>
+                        <a:ext uri="{28A0092B-C50C-407E-A947-70E740481C1C}">
+                          <a14:useLocalDpi xmlns:a14="http://schemas.microsoft.com/office/drawing/2010/main" val="0"/>
+                        </a:ext>
+                      </a:extLst>
+                    </a:blip>
+                    <a:stretch>
+                      <a:fillRect/>
+                    </a:stretch>
+                  </pic:blipFill>
+                  <pic:spPr>
+                    <a:xfrm>
+                      <a:off x="0" y="0"/>
+                      <a:ext cx="4955945" cy="1440000"/>
+                    </a:xfrm>
+                    <a:prstGeom prst="rect">
+                      <a:avLst/>
+                    </a:prstGeom>
+                  </pic:spPr>
+                </pic:pic>
+              </a:graphicData>
+            </a:graphic>
+          </wp:inline>
+        </w:drawing>
+      </w:r>
+      <w:r>
+        <w:rPr>
+          <w:noProof/>
+          <w:sz w:val="22"/>
+          <w:szCs w:val="24"/>
+        </w:rPr>
+        <w:drawing>
+          <wp:inline distT="0" distB="0" distL="0" distR="0" wp14:anchorId="7774CDD8" wp14:editId="68F137D5">
+            <wp:extent cx="4946905" cy="2196000"/>
+            <wp:effectExtent l="0" t="0" r="6350" b="0"/>
+            <wp:docPr id="337204281" name="그림 2" descr="텍스트, 스크린샷, 소프트웨어, 멀티미디어 소프트웨어이(가) 표시된 사진&#10;&#10;AI 생성 콘텐츠는 정확하지 않을 수 있습니다."/>
+            <wp:cNvGraphicFramePr>
+              <a:graphicFrameLocks xmlns:a="http://schemas.openxmlformats.org/drawingml/2006/main" noChangeAspect="1"/>
+            </wp:cNvGraphicFramePr>
+            <a:graphic xmlns:a="http://schemas.openxmlformats.org/drawingml/2006/main">
+              <a:graphicData uri="http://schemas.openxmlformats.org/drawingml/2006/picture">
+                <pic:pic xmlns:pic="http://schemas.openxmlformats.org/drawingml/2006/picture">
+                  <pic:nvPicPr>
+                    <pic:cNvPr id="337204281" name="그림 2" descr="텍스트, 스크린샷, 소프트웨어, 멀티미디어 소프트웨어이(가) 표시된 사진&#10;&#10;AI 생성 콘텐츠는 정확하지 않을 수 있습니다."/>
+                    <pic:cNvPicPr/>
+                  </pic:nvPicPr>
+                  <pic:blipFill>
+                    <a:blip r:embed="rId6">
+                      <a:extLst>
+                        <a:ext uri="{28A0092B-C50C-407E-A947-70E740481C1C}">
+                          <a14:useLocalDpi xmlns:a14="http://schemas.microsoft.com/office/drawing/2010/main" val="0"/>
+                        </a:ext>
+                      </a:extLst>
+                    </a:blip>
+                    <a:stretch>
+                      <a:fillRect/>
+                    </a:stretch>
+                  </pic:blipFill>
+                  <pic:spPr>
+                    <a:xfrm>
+                      <a:off x="0" y="0"/>
+                      <a:ext cx="4946905" cy="2196000"/>
+                    </a:xfrm>
+                    <a:prstGeom prst="rect">
+                      <a:avLst/>
+                    </a:prstGeom>
+                  </pic:spPr>
+                </pic:pic>
+              </a:graphicData>
+            </a:graphic>
+          </wp:inline>
+        </w:drawing>
       </w:r>
     </w:p>
     <w:p>
       <w:pPr>
         <w:pStyle w:val="a4"/>
-        <w:numPr>
-          <w:ilvl w:val="0"/>
-          <w:numId w:val="2"/>
-        </w:numPr>
         <w:spacing w:after="0"/>
-        <w:ind w:leftChars="0"/>
-        <w:rPr>
-          <w:sz w:val="22"/>
-          <w:szCs w:val="24"/>
-        </w:rPr>
-      </w:pPr>
-      <w:r>
-        <w:rPr>
-          <w:rFonts w:hint="eastAsia"/>
-          <w:sz w:val="22"/>
-          <w:szCs w:val="24"/>
-        </w:rPr>
-        <w:t>레벨 익스포터/임포터 구현</w:t>
-      </w:r>
-    </w:p>
-    <w:p>
-      <w:pPr>
-        <w:pStyle w:val="a4"/>
-        <w:numPr>
-          <w:ilvl w:val="1"/>
-          <w:numId w:val="2"/>
-        </w:numPr>
-        <w:spacing w:after="0"/>
-        <w:ind w:leftChars="0"/>
-        <w:rPr>
-          <w:sz w:val="22"/>
-          <w:szCs w:val="24"/>
-        </w:rPr>
-      </w:pPr>
-      <w:r>
-        <w:rPr>
-          <w:rFonts w:hint="eastAsia"/>
-          <w:sz w:val="22"/>
-          <w:szCs w:val="24"/>
-        </w:rPr>
-        <w:t>레벨의 루트부터 순회하여 계층구조를 출력하는 스크립트 작성</w:t>
-      </w:r>
-    </w:p>
-    <w:p>
-      <w:pPr>
-        <w:pStyle w:val="a4"/>
-        <w:numPr>
-          <w:ilvl w:val="2"/>
-          <w:numId w:val="2"/>
-        </w:numPr>
-        <w:spacing w:after="0"/>
-        <w:ind w:leftChars="0"/>
-        <w:rPr>
-          <w:sz w:val="22"/>
-          <w:szCs w:val="24"/>
-        </w:rPr>
-      </w:pPr>
-      <w:r>
-        <w:rPr>
-          <w:rFonts w:hint="eastAsia"/>
-          <w:sz w:val="22"/>
-          <w:szCs w:val="24"/>
-        </w:rPr>
-        <w:t>각 노드로부터 다음의 정보가 추출된다</w:t>
-      </w:r>
-    </w:p>
-    <w:p>
-      <w:pPr>
-        <w:pStyle w:val="a4"/>
-        <w:numPr>
-          <w:ilvl w:val="3"/>
-          <w:numId w:val="2"/>
-        </w:numPr>
-        <w:spacing w:after="0"/>
-        <w:ind w:leftChars="0"/>
-        <w:rPr>
-          <w:sz w:val="22"/>
-          <w:szCs w:val="24"/>
-        </w:rPr>
-      </w:pPr>
-      <w:r>
-        <w:rPr>
-          <w:rFonts w:hint="eastAsia"/>
-          <w:sz w:val="22"/>
-          <w:szCs w:val="24"/>
-        </w:rPr>
-        <w:t>이름</w:t>
-      </w:r>
-    </w:p>
-    <w:p>
-      <w:pPr>
-        <w:pStyle w:val="a4"/>
-        <w:numPr>
-          <w:ilvl w:val="3"/>
-          <w:numId w:val="2"/>
-        </w:numPr>
-        <w:spacing w:after="0"/>
-        <w:ind w:leftChars="0"/>
-        <w:rPr>
-          <w:sz w:val="22"/>
-          <w:szCs w:val="24"/>
-        </w:rPr>
-      </w:pPr>
-      <w:r>
-        <w:rPr>
-          <w:rFonts w:hint="eastAsia"/>
-          <w:sz w:val="22"/>
-          <w:szCs w:val="24"/>
-        </w:rPr>
-        <w:t>타입</w:t>
-      </w:r>
-    </w:p>
-    <w:p>
-      <w:pPr>
-        <w:pStyle w:val="a4"/>
-        <w:numPr>
-          <w:ilvl w:val="3"/>
-          <w:numId w:val="2"/>
-        </w:numPr>
-        <w:spacing w:after="0"/>
-        <w:ind w:leftChars="0"/>
-        <w:rPr>
-          <w:sz w:val="22"/>
-          <w:szCs w:val="24"/>
-        </w:rPr>
-      </w:pPr>
-      <w:r>
-        <w:rPr>
-          <w:rFonts w:hint="eastAsia"/>
-          <w:sz w:val="22"/>
-          <w:szCs w:val="24"/>
-        </w:rPr>
-        <w:t>로컬 변환 행렬</w:t>
-      </w:r>
-    </w:p>
-    <w:p>
-      <w:pPr>
-        <w:pStyle w:val="a4"/>
-        <w:numPr>
-          <w:ilvl w:val="3"/>
-          <w:numId w:val="2"/>
-        </w:numPr>
-        <w:spacing w:after="0"/>
-        <w:ind w:leftChars="0"/>
-        <w:rPr>
-          <w:sz w:val="22"/>
-          <w:szCs w:val="24"/>
-        </w:rPr>
-      </w:pPr>
-      <w:r>
-        <w:rPr>
-          <w:rFonts w:hint="eastAsia"/>
-          <w:sz w:val="22"/>
-          <w:szCs w:val="24"/>
-        </w:rPr>
-        <w:t>월드 변환 행렬</w:t>
-      </w:r>
-    </w:p>
-    <w:p>
-      <w:pPr>
-        <w:pStyle w:val="a4"/>
-        <w:numPr>
-          <w:ilvl w:val="3"/>
-          <w:numId w:val="2"/>
-        </w:numPr>
-        <w:spacing w:after="0"/>
-        <w:ind w:leftChars="0"/>
-        <w:rPr>
-          <w:sz w:val="22"/>
-          <w:szCs w:val="24"/>
-        </w:rPr>
-      </w:pPr>
-      <w:r>
-        <w:rPr>
-          <w:rFonts w:hint="eastAsia"/>
-          <w:sz w:val="22"/>
-          <w:szCs w:val="24"/>
-        </w:rPr>
-        <w:t>커스텀 정보</w:t>
-      </w:r>
-    </w:p>
-    <w:p>
-      <w:pPr>
-        <w:pStyle w:val="a4"/>
-        <w:numPr>
-          <w:ilvl w:val="4"/>
-          <w:numId w:val="2"/>
-        </w:numPr>
-        <w:spacing w:after="0"/>
-        <w:ind w:leftChars="0"/>
-        <w:rPr>
-          <w:sz w:val="22"/>
-          <w:szCs w:val="24"/>
-        </w:rPr>
-      </w:pPr>
-      <w:r>
-        <w:rPr>
-          <w:rFonts w:hint="eastAsia"/>
-          <w:sz w:val="22"/>
-          <w:szCs w:val="24"/>
-        </w:rPr>
-        <w:t>가상 함수로 구현된다.</w:t>
-      </w:r>
-      <w:r>
-        <w:rPr>
-          <w:sz w:val="22"/>
-          <w:szCs w:val="24"/>
-        </w:rPr>
-        <w:br/>
-      </w:r>
-      <w:r>
-        <w:rPr>
-          <w:rFonts w:hint="eastAsia"/>
-          <w:sz w:val="22"/>
-          <w:szCs w:val="24"/>
-        </w:rPr>
-        <w:t>현재 재질 세트가 있는 타입들은 적용된 재질 세트 인덱스를</w:t>
-      </w:r>
-      <w:r>
-        <w:rPr>
-          <w:sz w:val="22"/>
-          <w:szCs w:val="24"/>
-        </w:rPr>
-        <w:br/>
-      </w:r>
-      <w:r>
-        <w:rPr>
-          <w:rFonts w:hint="eastAsia"/>
-          <w:sz w:val="22"/>
-          <w:szCs w:val="24"/>
-        </w:rPr>
-        <w:t>추출하도록 구현하였다.</w:t>
-      </w:r>
-    </w:p>
-    <w:p>
-      <w:pPr>
-        <w:pStyle w:val="a4"/>
-        <w:numPr>
-          <w:ilvl w:val="2"/>
-          <w:numId w:val="2"/>
-        </w:numPr>
-        <w:spacing w:after="0"/>
-        <w:ind w:leftChars="0"/>
-        <w:rPr>
-          <w:sz w:val="22"/>
-          <w:szCs w:val="24"/>
-        </w:rPr>
-      </w:pPr>
-      <w:r>
-        <w:rPr>
-          <w:rFonts w:hint="eastAsia"/>
-          <w:sz w:val="22"/>
-          <w:szCs w:val="24"/>
-        </w:rPr>
-        <w:t>레벨 내의 큐브 객체들과 player start(empty object)를 추출</w:t>
-      </w:r>
-    </w:p>
-    <w:p>
-      <w:pPr>
-        <w:pStyle w:val="a4"/>
-        <w:numPr>
-          <w:ilvl w:val="1"/>
-          <w:numId w:val="2"/>
-        </w:numPr>
-        <w:spacing w:after="0"/>
-        <w:ind w:leftChars="0"/>
-        <w:rPr>
-          <w:sz w:val="22"/>
-          <w:szCs w:val="24"/>
-        </w:rPr>
-      </w:pPr>
-      <w:r>
-        <w:rPr>
-          <w:rFonts w:hint="eastAsia"/>
-          <w:sz w:val="22"/>
-          <w:szCs w:val="24"/>
-        </w:rPr>
-        <w:t>클라이언트 코드에서 레벨을 임포트하는 코드 작성</w:t>
-      </w:r>
+        <w:ind w:leftChars="0" w:left="1760"/>
+        <w:rPr>
+          <w:rFonts w:hint="eastAsia"/>
+          <w:sz w:val="22"/>
+          <w:szCs w:val="24"/>
+        </w:rPr>
+      </w:pPr>
     </w:p>
     <w:p>
       <w:pPr>
@@ -2161,6 +2947,7 @@
         <w:autoSpaceDE/>
         <w:autoSpaceDN/>
         <w:rPr>
+          <w:rFonts w:hint="eastAsia"/>
           <w:sz w:val="22"/>
           <w:szCs w:val="24"/>
         </w:rPr>
@@ -2172,6 +2959,19 @@
         </w:rPr>
         <w:br w:type="page"/>
       </w:r>
+    </w:p>
+    <w:p>
+      <w:pPr>
+        <w:widowControl/>
+        <w:wordWrap/>
+        <w:autoSpaceDE/>
+        <w:autoSpaceDN/>
+        <w:rPr>
+          <w:rFonts w:hint="eastAsia"/>
+          <w:sz w:val="22"/>
+          <w:szCs w:val="24"/>
+        </w:rPr>
+      </w:pPr>
     </w:p>
     <w:p>
       <w:pPr>
@@ -2187,7 +2987,6 @@
           <w:sz w:val="28"/>
           <w:szCs w:val="32"/>
         </w:rPr>
-        <w:lastRenderedPageBreak/>
         <w:t>우상훈:</w:t>
       </w:r>
     </w:p>
@@ -2201,11 +3000,19 @@
         <w:ind w:leftChars="0"/>
         <w:jc w:val="left"/>
       </w:pPr>
-      <w:r>
-        <w:rPr>
-          <w:rFonts w:hint="eastAsia"/>
-        </w:rPr>
-        <w:t>플레이어끼리의 충돌처리</w:t>
+      <w:proofErr w:type="spellStart"/>
+      <w:r>
+        <w:rPr>
+          <w:rFonts w:hint="eastAsia"/>
+        </w:rPr>
+        <w:t>플레이어끼리의</w:t>
+      </w:r>
+      <w:proofErr w:type="spellEnd"/>
+      <w:r>
+        <w:rPr>
+          <w:rFonts w:hint="eastAsia"/>
+        </w:rPr>
+        <w:t xml:space="preserve"> 충돌처리</w:t>
       </w:r>
     </w:p>
     <w:p>
@@ -2263,7 +3070,21 @@
         <w:rPr>
           <w:rFonts w:hint="eastAsia"/>
         </w:rPr>
-        <w:t>클라이언트에서 그래픽 작업과 네트워크 작업을 싱글쓰레드에서 모두 처리할 수 있도록</w:t>
+        <w:t xml:space="preserve">클라이언트에서 그래픽 작업과 네트워크 작업을 </w:t>
+      </w:r>
+      <w:proofErr w:type="spellStart"/>
+      <w:r>
+        <w:rPr>
+          <w:rFonts w:hint="eastAsia"/>
+        </w:rPr>
+        <w:t>싱글쓰레드에서</w:t>
+      </w:r>
+      <w:proofErr w:type="spellEnd"/>
+      <w:r>
+        <w:rPr>
+          <w:rFonts w:hint="eastAsia"/>
+        </w:rPr>
+        <w:t xml:space="preserve"> 모두 처리할 수 있도록</w:t>
       </w:r>
       <w:r>
         <w:rPr>
@@ -2277,28 +3098,84 @@
           <w:rFonts w:hint="eastAsia"/>
         </w:rPr>
         <w:br/>
-        <w:t>그래픽 작업 시간에 영향을 받지 않으면서 Alertable wait 상태로 진입해 비동기 함수에 대한</w:t>
+        <w:t xml:space="preserve">그래픽 작업 시간에 영향을 받지 않으면서 </w:t>
+      </w:r>
+      <w:proofErr w:type="spellStart"/>
+      <w:r>
+        <w:rPr>
+          <w:rFonts w:hint="eastAsia"/>
+        </w:rPr>
+        <w:t>Alertable</w:t>
+      </w:r>
+      <w:proofErr w:type="spellEnd"/>
+      <w:r>
+        <w:rPr>
+          <w:rFonts w:hint="eastAsia"/>
+        </w:rPr>
+        <w:t xml:space="preserve"> wait 상태로 진입해 비동기 함수에 대한</w:t>
       </w:r>
       <w:r>
         <w:rPr>
           <w:rFonts w:hint="eastAsia"/>
         </w:rPr>
         <w:br/>
-        <w:t>처리 작업을 해야하기 때문에, 네트워크 작업에 추가로 쓰레드를 할당하기로 함.</w:t>
+        <w:t xml:space="preserve">처리 작업을 </w:t>
+      </w:r>
+      <w:proofErr w:type="spellStart"/>
+      <w:r>
+        <w:rPr>
+          <w:rFonts w:hint="eastAsia"/>
+        </w:rPr>
+        <w:t>해야하기</w:t>
+      </w:r>
+      <w:proofErr w:type="spellEnd"/>
+      <w:r>
+        <w:rPr>
+          <w:rFonts w:hint="eastAsia"/>
+        </w:rPr>
+        <w:t xml:space="preserve"> 때문에, 네트워크 작업에 추가로 쓰레드를 할당하기로 함.</w:t>
       </w:r>
       <w:r>
         <w:rPr>
           <w:rFonts w:hint="eastAsia"/>
         </w:rPr>
         <w:br/>
-        <w:t>이에 따라 편의성을 위해 서버쪽의 네트워크 작업 방식, 즉 IOCP 모델을 사용하는 방식을</w:t>
+        <w:t xml:space="preserve">이에 따라 편의성을 위해 </w:t>
+      </w:r>
+      <w:proofErr w:type="spellStart"/>
+      <w:r>
+        <w:rPr>
+          <w:rFonts w:hint="eastAsia"/>
+        </w:rPr>
+        <w:t>서버쪽의</w:t>
+      </w:r>
+      <w:proofErr w:type="spellEnd"/>
+      <w:r>
+        <w:rPr>
+          <w:rFonts w:hint="eastAsia"/>
+        </w:rPr>
+        <w:t xml:space="preserve"> 네트워크 작업 방식, 즉 IOCP 모델을 사용하는 방식을</w:t>
       </w:r>
       <w:r>
         <w:rPr>
           <w:rFonts w:hint="eastAsia"/>
         </w:rPr>
         <w:br/>
-        <w:t>똑같이 적용해서 Service 클래스를 상속받은 ClientService를 만들어 네트워크를 전담하도록</w:t>
+        <w:t xml:space="preserve">똑같이 적용해서 Service 클래스를 상속받은 </w:t>
+      </w:r>
+      <w:proofErr w:type="spellStart"/>
+      <w:r>
+        <w:rPr>
+          <w:rFonts w:hint="eastAsia"/>
+        </w:rPr>
+        <w:t>ClientService</w:t>
+      </w:r>
+      <w:proofErr w:type="spellEnd"/>
+      <w:r>
+        <w:rPr>
+          <w:rFonts w:hint="eastAsia"/>
+        </w:rPr>
+        <w:t>를 만들어 네트워크를 전담하도록</w:t>
       </w:r>
       <w:r>
         <w:rPr>
@@ -2339,7 +3216,35 @@
         <w:rPr>
           <w:rFonts w:hint="eastAsia"/>
         </w:rPr>
-        <w:t>게임의 전체적인 관리는 IGame 클래스를 상속받은 StandAlone::Game과 Online::Game 클래스에</w:t>
+        <w:t xml:space="preserve">게임의 전체적인 관리는 </w:t>
+      </w:r>
+      <w:proofErr w:type="spellStart"/>
+      <w:r>
+        <w:rPr>
+          <w:rFonts w:hint="eastAsia"/>
+        </w:rPr>
+        <w:t>IGame</w:t>
+      </w:r>
+      <w:proofErr w:type="spellEnd"/>
+      <w:r>
+        <w:rPr>
+          <w:rFonts w:hint="eastAsia"/>
+        </w:rPr>
+        <w:t xml:space="preserve"> 클래스를 상속받은 </w:t>
+      </w:r>
+      <w:proofErr w:type="spellStart"/>
+      <w:r>
+        <w:rPr>
+          <w:rFonts w:hint="eastAsia"/>
+        </w:rPr>
+        <w:t>StandAlone</w:t>
+      </w:r>
+      <w:proofErr w:type="spellEnd"/>
+      <w:r>
+        <w:rPr>
+          <w:rFonts w:hint="eastAsia"/>
+        </w:rPr>
+        <w:t>::Game과 Online::Game 클래스에</w:t>
       </w:r>
       <w:r>
         <w:rPr>
@@ -2353,14 +3258,97 @@
           <w:rFonts w:hint="eastAsia"/>
         </w:rPr>
         <w:br/>
-        <w:t>그래서 전역 변수로 std::unique_ptr&lt;IGame&gt; pGame을 두어 서버에 연결이 안되면</w:t>
+        <w:t>그래서 전역 변수로 std::</w:t>
+      </w:r>
+      <w:proofErr w:type="spellStart"/>
+      <w:r>
+        <w:rPr>
+          <w:rFonts w:hint="eastAsia"/>
+        </w:rPr>
+        <w:t>unique_ptr</w:t>
+      </w:r>
+      <w:proofErr w:type="spellEnd"/>
+      <w:r>
+        <w:rPr>
+          <w:rFonts w:hint="eastAsia"/>
+        </w:rPr>
+        <w:t>&lt;</w:t>
+      </w:r>
+      <w:proofErr w:type="spellStart"/>
+      <w:r>
+        <w:rPr>
+          <w:rFonts w:hint="eastAsia"/>
+        </w:rPr>
+        <w:t>IGame</w:t>
+      </w:r>
+      <w:proofErr w:type="spellEnd"/>
+      <w:r>
+        <w:rPr>
+          <w:rFonts w:hint="eastAsia"/>
+        </w:rPr>
+        <w:t xml:space="preserve">&gt; </w:t>
+      </w:r>
+      <w:proofErr w:type="spellStart"/>
+      <w:r>
+        <w:rPr>
+          <w:rFonts w:hint="eastAsia"/>
+        </w:rPr>
+        <w:t>pGame</w:t>
+      </w:r>
+      <w:proofErr w:type="spellEnd"/>
+      <w:r>
+        <w:rPr>
+          <w:rFonts w:hint="eastAsia"/>
+        </w:rPr>
+        <w:t>을 두어 서버에 연결이 안되면</w:t>
       </w:r>
       <w:r>
         <w:rPr>
           <w:rFonts w:hint="eastAsia"/>
         </w:rPr>
         <w:br/>
-        <w:t>StandAlone::Game 클래스를 생성하여 pGame에 넣어줌.</w:t>
+      </w:r>
+      <w:proofErr w:type="spellStart"/>
+      <w:r>
+        <w:rPr>
+          <w:rFonts w:hint="eastAsia"/>
+        </w:rPr>
+        <w:t>StandAlone</w:t>
+      </w:r>
+      <w:proofErr w:type="spellEnd"/>
+      <w:r>
+        <w:rPr>
+          <w:rFonts w:hint="eastAsia"/>
+        </w:rPr>
+        <w:t xml:space="preserve">::Game 클래스를 생성하여 </w:t>
+      </w:r>
+      <w:proofErr w:type="spellStart"/>
+      <w:r>
+        <w:rPr>
+          <w:rFonts w:hint="eastAsia"/>
+        </w:rPr>
+        <w:t>pGame</w:t>
+      </w:r>
+      <w:proofErr w:type="spellEnd"/>
+      <w:r>
+        <w:rPr>
+          <w:rFonts w:hint="eastAsia"/>
+        </w:rPr>
+        <w:t xml:space="preserve">에 </w:t>
+      </w:r>
+      <w:proofErr w:type="spellStart"/>
+      <w:r>
+        <w:rPr>
+          <w:rFonts w:hint="eastAsia"/>
+        </w:rPr>
+        <w:t>넣어줌</w:t>
+      </w:r>
+      <w:proofErr w:type="spellEnd"/>
+      <w:r>
+        <w:rPr>
+          <w:rFonts w:hint="eastAsia"/>
+        </w:rPr>
+        <w:t>.</w:t>
       </w:r>
       <w:r>
         <w:rPr>
@@ -2400,7 +3388,39 @@
           <w:rFonts w:hint="eastAsia"/>
           <w:color w:val="000000"/>
         </w:rPr>
-        <w:t>그리고 Online::Game 클래스의 생성은 클라이언트쪽의 ServerSession 연결이 완료된 시점으로</w:t>
+        <w:t xml:space="preserve">그리고 Online::Game 클래스의 생성은 </w:t>
+      </w:r>
+      <w:proofErr w:type="spellStart"/>
+      <w:r>
+        <w:rPr>
+          <w:rFonts w:hint="eastAsia"/>
+          <w:color w:val="000000"/>
+        </w:rPr>
+        <w:t>클라이언트쪽의</w:t>
+      </w:r>
+      <w:proofErr w:type="spellEnd"/>
+      <w:r>
+        <w:rPr>
+          <w:rFonts w:hint="eastAsia"/>
+          <w:color w:val="000000"/>
+        </w:rPr>
+        <w:t xml:space="preserve"> </w:t>
+      </w:r>
+      <w:proofErr w:type="spellStart"/>
+      <w:r>
+        <w:rPr>
+          <w:rFonts w:hint="eastAsia"/>
+          <w:color w:val="000000"/>
+        </w:rPr>
+        <w:t>ServerSession</w:t>
+      </w:r>
+      <w:proofErr w:type="spellEnd"/>
+      <w:r>
+        <w:rPr>
+          <w:rFonts w:hint="eastAsia"/>
+          <w:color w:val="000000"/>
+        </w:rPr>
+        <w:t xml:space="preserve"> 연결이 완료된 시점으로</w:t>
       </w:r>
       <w:r>
         <w:rPr>
@@ -2443,11 +3463,47 @@
         <w:ind w:leftChars="0"/>
         <w:jc w:val="left"/>
       </w:pPr>
-      <w:r>
-        <w:rPr>
-          <w:rFonts w:hint="eastAsia"/>
-        </w:rPr>
-        <w:t>클라이언트쪽에서 ServerSession, PlayerObject들에 대해서 전역 변수로 관리하던 부분을</w:t>
+      <w:proofErr w:type="spellStart"/>
+      <w:r>
+        <w:rPr>
+          <w:rFonts w:hint="eastAsia"/>
+        </w:rPr>
+        <w:t>클라이언트쪽에서</w:t>
+      </w:r>
+      <w:proofErr w:type="spellEnd"/>
+      <w:r>
+        <w:rPr>
+          <w:rFonts w:hint="eastAsia"/>
+        </w:rPr>
+        <w:t xml:space="preserve"> </w:t>
+      </w:r>
+      <w:proofErr w:type="spellStart"/>
+      <w:r>
+        <w:rPr>
+          <w:rFonts w:hint="eastAsia"/>
+        </w:rPr>
+        <w:t>ServerSession</w:t>
+      </w:r>
+      <w:proofErr w:type="spellEnd"/>
+      <w:r>
+        <w:rPr>
+          <w:rFonts w:hint="eastAsia"/>
+        </w:rPr>
+        <w:t xml:space="preserve">, </w:t>
+      </w:r>
+      <w:proofErr w:type="spellStart"/>
+      <w:r>
+        <w:rPr>
+          <w:rFonts w:hint="eastAsia"/>
+        </w:rPr>
+        <w:t>PlayerObject</w:t>
+      </w:r>
+      <w:proofErr w:type="spellEnd"/>
+      <w:r>
+        <w:rPr>
+          <w:rFonts w:hint="eastAsia"/>
+        </w:rPr>
+        <w:t>들에 대해서 전역 변수로 관리하던 부분을</w:t>
       </w:r>
       <w:r>
         <w:rPr>
@@ -2471,7 +3527,21 @@
         <w:rPr>
           <w:rFonts w:hint="eastAsia"/>
         </w:rPr>
-        <w:t>네트워크 작업을 하는 동안, 서버로부터 SCEnterPacket을 받게 될 경우 Online::Game 클래스가</w:t>
+        <w:t xml:space="preserve">네트워크 작업을 하는 동안, 서버로부터 </w:t>
+      </w:r>
+      <w:proofErr w:type="spellStart"/>
+      <w:r>
+        <w:rPr>
+          <w:rFonts w:hint="eastAsia"/>
+        </w:rPr>
+        <w:t>SCEnterPacket</w:t>
+      </w:r>
+      <w:proofErr w:type="spellEnd"/>
+      <w:r>
+        <w:rPr>
+          <w:rFonts w:hint="eastAsia"/>
+        </w:rPr>
+        <w:t>을 받게 될 경우 Online::Game 클래스가</w:t>
       </w:r>
       <w:r>
         <w:rPr>
@@ -2544,7 +3614,21 @@
         <w:rPr>
           <w:rFonts w:hint="eastAsia"/>
         </w:rPr>
-        <w:t>Room, RoomManager 클래스를 구현함.</w:t>
+        <w:t xml:space="preserve">Room, </w:t>
+      </w:r>
+      <w:proofErr w:type="spellStart"/>
+      <w:r>
+        <w:rPr>
+          <w:rFonts w:hint="eastAsia"/>
+        </w:rPr>
+        <w:t>RoomManager</w:t>
+      </w:r>
+      <w:proofErr w:type="spellEnd"/>
+      <w:r>
+        <w:rPr>
+          <w:rFonts w:hint="eastAsia"/>
+        </w:rPr>
+        <w:t xml:space="preserve"> 클래스를 구현함.</w:t>
       </w:r>
     </w:p>
     <w:p>
@@ -2561,7 +3645,35 @@
         <w:rPr>
           <w:rFonts w:hint="eastAsia"/>
         </w:rPr>
-        <w:t>Room은 GameSession에 대한 std::shared_ptr들을 std::vector로 갖고 있음.</w:t>
+        <w:t xml:space="preserve">Room은 </w:t>
+      </w:r>
+      <w:proofErr w:type="spellStart"/>
+      <w:r>
+        <w:rPr>
+          <w:rFonts w:hint="eastAsia"/>
+        </w:rPr>
+        <w:t>GameSession</w:t>
+      </w:r>
+      <w:proofErr w:type="spellEnd"/>
+      <w:r>
+        <w:rPr>
+          <w:rFonts w:hint="eastAsia"/>
+        </w:rPr>
+        <w:t>에 대한 std::</w:t>
+      </w:r>
+      <w:proofErr w:type="spellStart"/>
+      <w:r>
+        <w:rPr>
+          <w:rFonts w:hint="eastAsia"/>
+        </w:rPr>
+        <w:t>shared_ptr</w:t>
+      </w:r>
+      <w:proofErr w:type="spellEnd"/>
+      <w:r>
+        <w:rPr>
+          <w:rFonts w:hint="eastAsia"/>
+        </w:rPr>
+        <w:t>들을 std::vector로 갖고 있음.</w:t>
       </w:r>
     </w:p>
     <w:p>
@@ -2574,18 +3686,54 @@
         <w:ind w:leftChars="0"/>
         <w:jc w:val="left"/>
       </w:pPr>
-      <w:r>
-        <w:rPr>
-          <w:rFonts w:hint="eastAsia"/>
-        </w:rPr>
-        <w:t>RoomManager는 Room에 대한 std::shared_ptr들을 각 Room의 ID와 매핑한</w:t>
+      <w:proofErr w:type="spellStart"/>
+      <w:r>
+        <w:rPr>
+          <w:rFonts w:hint="eastAsia"/>
+        </w:rPr>
+        <w:t>RoomManager</w:t>
+      </w:r>
+      <w:proofErr w:type="spellEnd"/>
+      <w:r>
+        <w:rPr>
+          <w:rFonts w:hint="eastAsia"/>
+        </w:rPr>
+        <w:t>는 Room에 대한 std::</w:t>
+      </w:r>
+      <w:proofErr w:type="spellStart"/>
+      <w:r>
+        <w:rPr>
+          <w:rFonts w:hint="eastAsia"/>
+        </w:rPr>
+        <w:t>shared_ptr</w:t>
+      </w:r>
+      <w:proofErr w:type="spellEnd"/>
+      <w:r>
+        <w:rPr>
+          <w:rFonts w:hint="eastAsia"/>
+        </w:rPr>
+        <w:t>들을 각 Room의 ID와 매핑한</w:t>
       </w:r>
       <w:r>
         <w:rPr>
           <w:rFonts w:hint="eastAsia"/>
         </w:rPr>
         <w:br/>
-        <w:t>std::unorderd_map을 갖고 있음.</w:t>
+        <w:t>std::</w:t>
+      </w:r>
+      <w:proofErr w:type="spellStart"/>
+      <w:r>
+        <w:rPr>
+          <w:rFonts w:hint="eastAsia"/>
+        </w:rPr>
+        <w:t>unorderd_map</w:t>
+      </w:r>
+      <w:proofErr w:type="spellEnd"/>
+      <w:r>
+        <w:rPr>
+          <w:rFonts w:hint="eastAsia"/>
+        </w:rPr>
+        <w:t>을 갖고 있음.</w:t>
       </w:r>
     </w:p>
     <w:p>
@@ -2602,7 +3750,21 @@
         <w:rPr>
           <w:rFonts w:hint="eastAsia"/>
         </w:rPr>
-        <w:t>Room과 RoomManager는 공통적으로 플레이어들이 동시에 접근할 가능성이 있기에</w:t>
+        <w:t xml:space="preserve">Room과 </w:t>
+      </w:r>
+      <w:proofErr w:type="spellStart"/>
+      <w:r>
+        <w:rPr>
+          <w:rFonts w:hint="eastAsia"/>
+        </w:rPr>
+        <w:t>RoomManager</w:t>
+      </w:r>
+      <w:proofErr w:type="spellEnd"/>
+      <w:r>
+        <w:rPr>
+          <w:rFonts w:hint="eastAsia"/>
+        </w:rPr>
+        <w:t>는 공통적으로 플레이어들이 동시에 접근할 가능성이 있기에</w:t>
       </w:r>
       <w:r>
         <w:rPr>
@@ -2622,11 +3784,33 @@
         <w:ind w:leftChars="0"/>
         <w:jc w:val="left"/>
       </w:pPr>
-      <w:r>
-        <w:rPr>
-          <w:rFonts w:hint="eastAsia"/>
-        </w:rPr>
-        <w:t>GameSession은 자신의 Room에 대한 std::weak_ptr을 갖고 있도록 구현했는데,</w:t>
+      <w:proofErr w:type="spellStart"/>
+      <w:r>
+        <w:rPr>
+          <w:rFonts w:hint="eastAsia"/>
+        </w:rPr>
+        <w:t>GameSession</w:t>
+      </w:r>
+      <w:proofErr w:type="spellEnd"/>
+      <w:r>
+        <w:rPr>
+          <w:rFonts w:hint="eastAsia"/>
+        </w:rPr>
+        <w:t>은 자신의 Room에 대한 std::</w:t>
+      </w:r>
+      <w:proofErr w:type="spellStart"/>
+      <w:r>
+        <w:rPr>
+          <w:rFonts w:hint="eastAsia"/>
+        </w:rPr>
+        <w:t>weak_ptr</w:t>
+      </w:r>
+      <w:proofErr w:type="spellEnd"/>
+      <w:r>
+        <w:rPr>
+          <w:rFonts w:hint="eastAsia"/>
+        </w:rPr>
+        <w:t>을 갖고 있도록 구현했는데,</w:t>
       </w:r>
       <w:r>
         <w:rPr>
@@ -2640,7 +3824,35 @@
           <w:rFonts w:hint="eastAsia"/>
         </w:rPr>
         <w:br/>
-        <w:t>하기 위함임. GameSession은 자신의 Room이 갖고 있는 다른 session들하고만</w:t>
+        <w:t xml:space="preserve">하기 </w:t>
+      </w:r>
+      <w:proofErr w:type="spellStart"/>
+      <w:r>
+        <w:rPr>
+          <w:rFonts w:hint="eastAsia"/>
+        </w:rPr>
+        <w:t>위함임</w:t>
+      </w:r>
+      <w:proofErr w:type="spellEnd"/>
+      <w:r>
+        <w:rPr>
+          <w:rFonts w:hint="eastAsia"/>
+        </w:rPr>
+        <w:t xml:space="preserve">. </w:t>
+      </w:r>
+      <w:proofErr w:type="spellStart"/>
+      <w:r>
+        <w:rPr>
+          <w:rFonts w:hint="eastAsia"/>
+        </w:rPr>
+        <w:t>GameSession</w:t>
+      </w:r>
+      <w:proofErr w:type="spellEnd"/>
+      <w:r>
+        <w:rPr>
+          <w:rFonts w:hint="eastAsia"/>
+        </w:rPr>
+        <w:t>은 자신의 Room이 갖고 있는 다른 session들하고만</w:t>
       </w:r>
       <w:r>
         <w:rPr>
@@ -2678,7 +3890,20 @@
           <w:rFonts w:hint="eastAsia"/>
         </w:rPr>
         <w:br/>
-        <w:t>SCEnterPacket을 broadcast함.</w:t>
+      </w:r>
+      <w:proofErr w:type="spellStart"/>
+      <w:r>
+        <w:rPr>
+          <w:rFonts w:hint="eastAsia"/>
+        </w:rPr>
+        <w:t>SCEnterPacket</w:t>
+      </w:r>
+      <w:proofErr w:type="spellEnd"/>
+      <w:r>
+        <w:rPr>
+          <w:rFonts w:hint="eastAsia"/>
+        </w:rPr>
+        <w:t>을 broadcast함.</w:t>
       </w:r>
     </w:p>
     <w:p>
@@ -2793,7 +4018,21 @@
               <w:rPr>
                 <w:rFonts w:hint="eastAsia"/>
               </w:rPr>
-              <w:t>1. 의미있는 broad-phase를 구성하여 실제 충돌 검사 횟수를</w:t>
+              <w:t xml:space="preserve">1. </w:t>
+            </w:r>
+            <w:proofErr w:type="spellStart"/>
+            <w:r>
+              <w:rPr>
+                <w:rFonts w:hint="eastAsia"/>
+              </w:rPr>
+              <w:t>의미있는</w:t>
+            </w:r>
+            <w:proofErr w:type="spellEnd"/>
+            <w:r>
+              <w:rPr>
+                <w:rFonts w:hint="eastAsia"/>
+              </w:rPr>
+              <w:t xml:space="preserve"> broad-phase를 구성하여 실제 충돌 검사 횟수를</w:t>
             </w:r>
             <w:r>
               <w:br/>
@@ -2843,7 +4082,6 @@
             <w:pPr>
               <w:jc w:val="center"/>
               <w:rPr>
-                <w:rFonts w:hint="eastAsia"/>
                 <w:b/>
                 <w:sz w:val="22"/>
               </w:rPr>
@@ -3018,12 +4256,12 @@
           <w:p>
             <w:pPr>
               <w:rPr>
-                <w:rFonts w:hint="eastAsia"/>
                 <w:b/>
                 <w:bCs/>
                 <w:szCs w:val="20"/>
               </w:rPr>
             </w:pPr>
+            <w:proofErr w:type="spellStart"/>
             <w:r>
               <w:rPr>
                 <w:rFonts w:hint="eastAsia"/>
@@ -3031,7 +4269,17 @@
                 <w:bCs/>
                 <w:szCs w:val="20"/>
               </w:rPr>
-              <w:t xml:space="preserve">장명운: </w:t>
+              <w:t>장명운</w:t>
+            </w:r>
+            <w:proofErr w:type="spellEnd"/>
+            <w:r>
+              <w:rPr>
+                <w:rFonts w:hint="eastAsia"/>
+                <w:b/>
+                <w:bCs/>
+                <w:szCs w:val="20"/>
+              </w:rPr>
+              <w:t xml:space="preserve">: </w:t>
             </w:r>
             <w:r>
               <w:rPr>
@@ -3076,7 +4324,27 @@
                 <w:bCs/>
                 <w:szCs w:val="20"/>
               </w:rPr>
-              <w:t>이종진: 레벨디자인, 스프라이트 이펙트 구현</w:t>
+              <w:t xml:space="preserve">이종진: 레벨디자인, </w:t>
+            </w:r>
+            <w:proofErr w:type="spellStart"/>
+            <w:r>
+              <w:rPr>
+                <w:rFonts w:hint="eastAsia"/>
+                <w:b/>
+                <w:bCs/>
+                <w:szCs w:val="20"/>
+              </w:rPr>
+              <w:t>스프라이트</w:t>
+            </w:r>
+            <w:proofErr w:type="spellEnd"/>
+            <w:r>
+              <w:rPr>
+                <w:rFonts w:hint="eastAsia"/>
+                <w:b/>
+                <w:bCs/>
+                <w:szCs w:val="20"/>
+              </w:rPr>
+              <w:t xml:space="preserve"> 이펙트 구현</w:t>
             </w:r>
           </w:p>
         </w:tc>
@@ -3840,6 +5108,7 @@
   <w:style w:type="character" w:default="1" w:styleId="a0">
     <w:name w:val="Default Paragraph Font"/>
     <w:uiPriority w:val="1"/>
+    <w:semiHidden/>
     <w:unhideWhenUsed/>
   </w:style>
   <w:style w:type="table" w:default="1" w:styleId="a1">
